--- a/ghi-chu/ghi-chu02.docx
+++ b/ghi-chu/ghi-chu02.docx
@@ -7,6 +7,828 @@
         <w:pStyle w:val="NoSpacing"/>
       </w:pPr>
       <w:r>
+        <w:t>Độ Phức Tạp</w:t>
+      </w:r>
+    </w:p>
+    <w:p>
+      <w:r>
+        <w:tab/>
+      </w:r>
+      <w:r>
+        <w:rPr>
+          <w:noProof/>
+        </w:rPr>
+        <w:drawing>
+          <wp:inline distT="0" distB="0" distL="0" distR="0" wp14:anchorId="6AA5EC63" wp14:editId="0383C066">
+            <wp:extent cx="5943600" cy="2263140"/>
+            <wp:effectExtent l="0" t="0" r="0" b="3810"/>
+            <wp:docPr id="1192272667" name="Picture 1"/>
+            <wp:cNvGraphicFramePr>
+              <a:graphicFrameLocks xmlns:a="http://schemas.openxmlformats.org/drawingml/2006/main" noChangeAspect="1"/>
+            </wp:cNvGraphicFramePr>
+            <a:graphic xmlns:a="http://schemas.openxmlformats.org/drawingml/2006/main">
+              <a:graphicData uri="http://schemas.openxmlformats.org/drawingml/2006/picture">
+                <pic:pic xmlns:pic="http://schemas.openxmlformats.org/drawingml/2006/picture">
+                  <pic:nvPicPr>
+                    <pic:cNvPr id="1192272667" name=""/>
+                    <pic:cNvPicPr/>
+                  </pic:nvPicPr>
+                  <pic:blipFill>
+                    <a:blip r:embed="rId6"/>
+                    <a:stretch>
+                      <a:fillRect/>
+                    </a:stretch>
+                  </pic:blipFill>
+                  <pic:spPr>
+                    <a:xfrm>
+                      <a:off x="0" y="0"/>
+                      <a:ext cx="5943600" cy="2263140"/>
+                    </a:xfrm>
+                    <a:prstGeom prst="rect">
+                      <a:avLst/>
+                    </a:prstGeom>
+                  </pic:spPr>
+                </pic:pic>
+              </a:graphicData>
+            </a:graphic>
+          </wp:inline>
+        </w:drawing>
+      </w:r>
+    </w:p>
+    <w:p>
+      <w:r>
+        <w:rPr>
+          <w:noProof/>
+        </w:rPr>
+        <w:drawing>
+          <wp:inline distT="0" distB="0" distL="0" distR="0" wp14:anchorId="31A37F67" wp14:editId="64DFCB6E">
+            <wp:extent cx="5943600" cy="3317875"/>
+            <wp:effectExtent l="0" t="0" r="0" b="0"/>
+            <wp:docPr id="761279293" name="Picture 1"/>
+            <wp:cNvGraphicFramePr>
+              <a:graphicFrameLocks xmlns:a="http://schemas.openxmlformats.org/drawingml/2006/main" noChangeAspect="1"/>
+            </wp:cNvGraphicFramePr>
+            <a:graphic xmlns:a="http://schemas.openxmlformats.org/drawingml/2006/main">
+              <a:graphicData uri="http://schemas.openxmlformats.org/drawingml/2006/picture">
+                <pic:pic xmlns:pic="http://schemas.openxmlformats.org/drawingml/2006/picture">
+                  <pic:nvPicPr>
+                    <pic:cNvPr id="761279293" name=""/>
+                    <pic:cNvPicPr/>
+                  </pic:nvPicPr>
+                  <pic:blipFill>
+                    <a:blip r:embed="rId7"/>
+                    <a:stretch>
+                      <a:fillRect/>
+                    </a:stretch>
+                  </pic:blipFill>
+                  <pic:spPr>
+                    <a:xfrm>
+                      <a:off x="0" y="0"/>
+                      <a:ext cx="5943600" cy="3317875"/>
+                    </a:xfrm>
+                    <a:prstGeom prst="rect">
+                      <a:avLst/>
+                    </a:prstGeom>
+                  </pic:spPr>
+                </pic:pic>
+              </a:graphicData>
+            </a:graphic>
+          </wp:inline>
+        </w:drawing>
+      </w:r>
+    </w:p>
+    <w:p>
+      <w:r>
+        <w:rPr>
+          <w:noProof/>
+        </w:rPr>
+        <w:lastRenderedPageBreak/>
+        <w:drawing>
+          <wp:inline distT="0" distB="0" distL="0" distR="0" wp14:anchorId="6A4DEAB0" wp14:editId="3D7AB782">
+            <wp:extent cx="5943600" cy="1948180"/>
+            <wp:effectExtent l="0" t="0" r="0" b="0"/>
+            <wp:docPr id="676234858" name="Picture 1"/>
+            <wp:cNvGraphicFramePr>
+              <a:graphicFrameLocks xmlns:a="http://schemas.openxmlformats.org/drawingml/2006/main" noChangeAspect="1"/>
+            </wp:cNvGraphicFramePr>
+            <a:graphic xmlns:a="http://schemas.openxmlformats.org/drawingml/2006/main">
+              <a:graphicData uri="http://schemas.openxmlformats.org/drawingml/2006/picture">
+                <pic:pic xmlns:pic="http://schemas.openxmlformats.org/drawingml/2006/picture">
+                  <pic:nvPicPr>
+                    <pic:cNvPr id="676234858" name=""/>
+                    <pic:cNvPicPr/>
+                  </pic:nvPicPr>
+                  <pic:blipFill>
+                    <a:blip r:embed="rId8"/>
+                    <a:stretch>
+                      <a:fillRect/>
+                    </a:stretch>
+                  </pic:blipFill>
+                  <pic:spPr>
+                    <a:xfrm>
+                      <a:off x="0" y="0"/>
+                      <a:ext cx="5943600" cy="1948180"/>
+                    </a:xfrm>
+                    <a:prstGeom prst="rect">
+                      <a:avLst/>
+                    </a:prstGeom>
+                  </pic:spPr>
+                </pic:pic>
+              </a:graphicData>
+            </a:graphic>
+          </wp:inline>
+        </w:drawing>
+      </w:r>
+    </w:p>
+    <w:p>
+      <w:pPr>
+        <w:rPr>
+          <w:b/>
+          <w:bCs/>
+        </w:rPr>
+      </w:pPr>
+      <w:r>
+        <w:rPr>
+          <w:b/>
+          <w:bCs/>
+        </w:rPr>
+        <w:t>Liên hệ với Stack và Queue</w:t>
+      </w:r>
+    </w:p>
+    <w:p>
+      <w:pPr>
+        <w:numPr>
+          <w:ilvl w:val="0"/>
+          <w:numId w:val="15"/>
+        </w:numPr>
+      </w:pPr>
+      <w:r>
+        <w:t>Stack.Push() → thường là \(O(1)\).</w:t>
+      </w:r>
+    </w:p>
+    <w:p>
+      <w:pPr>
+        <w:numPr>
+          <w:ilvl w:val="0"/>
+          <w:numId w:val="15"/>
+        </w:numPr>
+      </w:pPr>
+      <w:r>
+        <w:t>Stack.Pop() → thường là \(O(1)\).</w:t>
+      </w:r>
+    </w:p>
+    <w:p>
+      <w:pPr>
+        <w:numPr>
+          <w:ilvl w:val="0"/>
+          <w:numId w:val="15"/>
+        </w:numPr>
+      </w:pPr>
+      <w:r>
+        <w:t>Queue.Enqueue() → thường là \(O(1)\).</w:t>
+      </w:r>
+    </w:p>
+    <w:p>
+      <w:pPr>
+        <w:numPr>
+          <w:ilvl w:val="0"/>
+          <w:numId w:val="15"/>
+        </w:numPr>
+      </w:pPr>
+      <w:r>
+        <w:t>Duyệt toàn bộ Stack hoặc Queue → \(O(n)\).</w:t>
+      </w:r>
+    </w:p>
+    <w:p>
+      <w:r>
+        <w:t>Mẹo nhớ: \(O(1)\) không có nghĩa là chỉ thực hiện đúng 1 lệnh, mà là thời gian thực hiện không tăng theo kích thước dữ liệu.</w:t>
+      </w:r>
+    </w:p>
+    <w:p>
+      <w:pPr>
+        <w:rPr>
+          <w:b/>
+          <w:bCs/>
+          <w:color w:val="EE0000"/>
+        </w:rPr>
+      </w:pPr>
+      <w:r>
+        <w:rPr>
+          <w:b/>
+          <w:bCs/>
+          <w:color w:val="EE0000"/>
+        </w:rPr>
+        <w:t xml:space="preserve">Cách nhận biết độ phức tạp: </w:t>
+      </w:r>
+    </w:p>
+    <w:p>
+      <w:r>
+        <w:rPr>
+          <w:noProof/>
+        </w:rPr>
+        <w:drawing>
+          <wp:inline distT="0" distB="0" distL="0" distR="0" wp14:anchorId="51FF6498" wp14:editId="33927FC6">
+            <wp:extent cx="5096786" cy="2081188"/>
+            <wp:effectExtent l="0" t="0" r="8890" b="0"/>
+            <wp:docPr id="777132641" name="Picture 1"/>
+            <wp:cNvGraphicFramePr>
+              <a:graphicFrameLocks xmlns:a="http://schemas.openxmlformats.org/drawingml/2006/main" noChangeAspect="1"/>
+            </wp:cNvGraphicFramePr>
+            <a:graphic xmlns:a="http://schemas.openxmlformats.org/drawingml/2006/main">
+              <a:graphicData uri="http://schemas.openxmlformats.org/drawingml/2006/picture">
+                <pic:pic xmlns:pic="http://schemas.openxmlformats.org/drawingml/2006/picture">
+                  <pic:nvPicPr>
+                    <pic:cNvPr id="777132641" name=""/>
+                    <pic:cNvPicPr/>
+                  </pic:nvPicPr>
+                  <pic:blipFill>
+                    <a:blip r:embed="rId9"/>
+                    <a:stretch>
+                      <a:fillRect/>
+                    </a:stretch>
+                  </pic:blipFill>
+                  <pic:spPr>
+                    <a:xfrm>
+                      <a:off x="0" y="0"/>
+                      <a:ext cx="5109821" cy="2086511"/>
+                    </a:xfrm>
+                    <a:prstGeom prst="rect">
+                      <a:avLst/>
+                    </a:prstGeom>
+                  </pic:spPr>
+                </pic:pic>
+              </a:graphicData>
+            </a:graphic>
+          </wp:inline>
+        </w:drawing>
+      </w:r>
+    </w:p>
+    <w:p>
+      <w:r>
+        <w:rPr>
+          <w:noProof/>
+        </w:rPr>
+        <w:lastRenderedPageBreak/>
+        <w:drawing>
+          <wp:inline distT="0" distB="0" distL="0" distR="0" wp14:anchorId="624E1583" wp14:editId="7B434E5B">
+            <wp:extent cx="4858247" cy="2264587"/>
+            <wp:effectExtent l="0" t="0" r="0" b="2540"/>
+            <wp:docPr id="212385819" name="Picture 1"/>
+            <wp:cNvGraphicFramePr>
+              <a:graphicFrameLocks xmlns:a="http://schemas.openxmlformats.org/drawingml/2006/main" noChangeAspect="1"/>
+            </wp:cNvGraphicFramePr>
+            <a:graphic xmlns:a="http://schemas.openxmlformats.org/drawingml/2006/main">
+              <a:graphicData uri="http://schemas.openxmlformats.org/drawingml/2006/picture">
+                <pic:pic xmlns:pic="http://schemas.openxmlformats.org/drawingml/2006/picture">
+                  <pic:nvPicPr>
+                    <pic:cNvPr id="212385819" name=""/>
+                    <pic:cNvPicPr/>
+                  </pic:nvPicPr>
+                  <pic:blipFill>
+                    <a:blip r:embed="rId10"/>
+                    <a:stretch>
+                      <a:fillRect/>
+                    </a:stretch>
+                  </pic:blipFill>
+                  <pic:spPr>
+                    <a:xfrm>
+                      <a:off x="0" y="0"/>
+                      <a:ext cx="4868302" cy="2269274"/>
+                    </a:xfrm>
+                    <a:prstGeom prst="rect">
+                      <a:avLst/>
+                    </a:prstGeom>
+                  </pic:spPr>
+                </pic:pic>
+              </a:graphicData>
+            </a:graphic>
+          </wp:inline>
+        </w:drawing>
+      </w:r>
+    </w:p>
+    <w:p>
+      <w:r>
+        <w:rPr>
+          <w:noProof/>
+        </w:rPr>
+        <w:drawing>
+          <wp:inline distT="0" distB="0" distL="0" distR="0" wp14:anchorId="246EE88C" wp14:editId="3F4378A0">
+            <wp:extent cx="4898946" cy="2610154"/>
+            <wp:effectExtent l="0" t="0" r="0" b="0"/>
+            <wp:docPr id="76798828" name="Picture 1"/>
+            <wp:cNvGraphicFramePr>
+              <a:graphicFrameLocks xmlns:a="http://schemas.openxmlformats.org/drawingml/2006/main" noChangeAspect="1"/>
+            </wp:cNvGraphicFramePr>
+            <a:graphic xmlns:a="http://schemas.openxmlformats.org/drawingml/2006/main">
+              <a:graphicData uri="http://schemas.openxmlformats.org/drawingml/2006/picture">
+                <pic:pic xmlns:pic="http://schemas.openxmlformats.org/drawingml/2006/picture">
+                  <pic:nvPicPr>
+                    <pic:cNvPr id="76798828" name=""/>
+                    <pic:cNvPicPr/>
+                  </pic:nvPicPr>
+                  <pic:blipFill>
+                    <a:blip r:embed="rId11"/>
+                    <a:stretch>
+                      <a:fillRect/>
+                    </a:stretch>
+                  </pic:blipFill>
+                  <pic:spPr>
+                    <a:xfrm>
+                      <a:off x="0" y="0"/>
+                      <a:ext cx="4908683" cy="2615342"/>
+                    </a:xfrm>
+                    <a:prstGeom prst="rect">
+                      <a:avLst/>
+                    </a:prstGeom>
+                  </pic:spPr>
+                </pic:pic>
+              </a:graphicData>
+            </a:graphic>
+          </wp:inline>
+        </w:drawing>
+      </w:r>
+    </w:p>
+    <w:p>
+      <w:r>
+        <w:rPr>
+          <w:noProof/>
+        </w:rPr>
+        <w:drawing>
+          <wp:inline distT="0" distB="0" distL="0" distR="0" wp14:anchorId="1FEC1FCE" wp14:editId="477B99DB">
+            <wp:extent cx="4951061" cy="2419461"/>
+            <wp:effectExtent l="0" t="0" r="2540" b="0"/>
+            <wp:docPr id="601563229" name="Picture 1"/>
+            <wp:cNvGraphicFramePr>
+              <a:graphicFrameLocks xmlns:a="http://schemas.openxmlformats.org/drawingml/2006/main" noChangeAspect="1"/>
+            </wp:cNvGraphicFramePr>
+            <a:graphic xmlns:a="http://schemas.openxmlformats.org/drawingml/2006/main">
+              <a:graphicData uri="http://schemas.openxmlformats.org/drawingml/2006/picture">
+                <pic:pic xmlns:pic="http://schemas.openxmlformats.org/drawingml/2006/picture">
+                  <pic:nvPicPr>
+                    <pic:cNvPr id="601563229" name=""/>
+                    <pic:cNvPicPr/>
+                  </pic:nvPicPr>
+                  <pic:blipFill>
+                    <a:blip r:embed="rId12"/>
+                    <a:stretch>
+                      <a:fillRect/>
+                    </a:stretch>
+                  </pic:blipFill>
+                  <pic:spPr>
+                    <a:xfrm>
+                      <a:off x="0" y="0"/>
+                      <a:ext cx="4959342" cy="2423508"/>
+                    </a:xfrm>
+                    <a:prstGeom prst="rect">
+                      <a:avLst/>
+                    </a:prstGeom>
+                  </pic:spPr>
+                </pic:pic>
+              </a:graphicData>
+            </a:graphic>
+          </wp:inline>
+        </w:drawing>
+      </w:r>
+    </w:p>
+    <w:p>
+      <w:pPr>
+        <w:jc w:val="left"/>
+        <w:rPr>
+          <w:b/>
+          <w:bCs/>
+        </w:rPr>
+      </w:pPr>
+      <w:r>
+        <w:rPr>
+          <w:b/>
+          <w:bCs/>
+        </w:rPr>
+        <w:br w:type="page"/>
+      </w:r>
+    </w:p>
+    <w:p>
+      <w:pPr>
+        <w:rPr>
+          <w:b/>
+          <w:bCs/>
+        </w:rPr>
+      </w:pPr>
+      <w:r>
+        <w:rPr>
+          <w:b/>
+          <w:bCs/>
+        </w:rPr>
+        <w:lastRenderedPageBreak/>
+        <w:t>So sánh từ tốt đến kém</w:t>
+      </w:r>
+    </w:p>
+    <w:tbl>
+      <w:tblPr>
+        <w:tblStyle w:val="TableGrid"/>
+        <w:tblW w:w="0" w:type="auto"/>
+        <w:tblLook w:val="04A0" w:firstRow="1" w:lastRow="0" w:firstColumn="1" w:lastColumn="0" w:noHBand="0" w:noVBand="1"/>
+      </w:tblPr>
+      <w:tblGrid>
+        <w:gridCol w:w="1625"/>
+        <w:gridCol w:w="2798"/>
+        <w:gridCol w:w="2852"/>
+      </w:tblGrid>
+      <w:tr>
+        <w:tc>
+          <w:tcPr>
+            <w:tcW w:w="0" w:type="auto"/>
+            <w:hideMark/>
+          </w:tcPr>
+          <w:p>
+            <w:pPr>
+              <w:spacing w:after="160" w:line="278" w:lineRule="auto"/>
+              <w:rPr>
+                <w:b/>
+                <w:bCs/>
+              </w:rPr>
+            </w:pPr>
+            <w:r>
+              <w:rPr>
+                <w:b/>
+                <w:bCs/>
+              </w:rPr>
+              <w:t>Độ phức tạp</w:t>
+            </w:r>
+          </w:p>
+        </w:tc>
+        <w:tc>
+          <w:tcPr>
+            <w:tcW w:w="0" w:type="auto"/>
+            <w:hideMark/>
+          </w:tcPr>
+          <w:p>
+            <w:pPr>
+              <w:spacing w:after="160" w:line="278" w:lineRule="auto"/>
+              <w:rPr>
+                <w:b/>
+                <w:bCs/>
+              </w:rPr>
+            </w:pPr>
+            <w:r>
+              <w:rPr>
+                <w:b/>
+                <w:bCs/>
+              </w:rPr>
+              <w:t>Đánh giá</w:t>
+            </w:r>
+          </w:p>
+        </w:tc>
+        <w:tc>
+          <w:tcPr>
+            <w:tcW w:w="0" w:type="auto"/>
+            <w:hideMark/>
+          </w:tcPr>
+          <w:p>
+            <w:pPr>
+              <w:spacing w:after="160" w:line="278" w:lineRule="auto"/>
+              <w:rPr>
+                <w:b/>
+                <w:bCs/>
+              </w:rPr>
+            </w:pPr>
+            <w:r>
+              <w:rPr>
+                <w:b/>
+                <w:bCs/>
+              </w:rPr>
+              <w:t>Ví dụ</w:t>
+            </w:r>
+          </w:p>
+        </w:tc>
+      </w:tr>
+      <w:tr>
+        <w:tc>
+          <w:tcPr>
+            <w:tcW w:w="0" w:type="auto"/>
+            <w:hideMark/>
+          </w:tcPr>
+          <w:p>
+            <w:pPr>
+              <w:spacing w:after="160" w:line="278" w:lineRule="auto"/>
+            </w:pPr>
+            <w:r>
+              <w:t>\(O(1)\)</w:t>
+            </w:r>
+          </w:p>
+        </w:tc>
+        <w:tc>
+          <w:tcPr>
+            <w:tcW w:w="0" w:type="auto"/>
+            <w:hideMark/>
+          </w:tcPr>
+          <w:p>
+            <w:pPr>
+              <w:spacing w:after="160" w:line="278" w:lineRule="auto"/>
+            </w:pPr>
+            <w:r>
+              <w:rPr>
+                <w:rFonts w:ascii="Segoe UI Emoji" w:hAnsi="Segoe UI Emoji" w:cs="Segoe UI Emoji"/>
+              </w:rPr>
+              <w:t>⭐</w:t>
+            </w:r>
+            <w:r>
+              <w:t xml:space="preserve"> Rất tốt</w:t>
+            </w:r>
+          </w:p>
+        </w:tc>
+        <w:tc>
+          <w:tcPr>
+            <w:tcW w:w="0" w:type="auto"/>
+            <w:hideMark/>
+          </w:tcPr>
+          <w:p>
+            <w:pPr>
+              <w:spacing w:after="160" w:line="278" w:lineRule="auto"/>
+            </w:pPr>
+            <w:r>
+              <w:t>Truy cập phần tử mảng</w:t>
+            </w:r>
+          </w:p>
+        </w:tc>
+      </w:tr>
+      <w:tr>
+        <w:tc>
+          <w:tcPr>
+            <w:tcW w:w="0" w:type="auto"/>
+            <w:hideMark/>
+          </w:tcPr>
+          <w:p>
+            <w:pPr>
+              <w:spacing w:after="160" w:line="278" w:lineRule="auto"/>
+            </w:pPr>
+            <w:r>
+              <w:t>\(O(\log n)\)</w:t>
+            </w:r>
+          </w:p>
+        </w:tc>
+        <w:tc>
+          <w:tcPr>
+            <w:tcW w:w="0" w:type="auto"/>
+            <w:hideMark/>
+          </w:tcPr>
+          <w:p>
+            <w:pPr>
+              <w:spacing w:after="160" w:line="278" w:lineRule="auto"/>
+            </w:pPr>
+            <w:r>
+              <w:t>Rất tốt</w:t>
+            </w:r>
+          </w:p>
+        </w:tc>
+        <w:tc>
+          <w:tcPr>
+            <w:tcW w:w="0" w:type="auto"/>
+            <w:hideMark/>
+          </w:tcPr>
+          <w:p>
+            <w:pPr>
+              <w:spacing w:after="160" w:line="278" w:lineRule="auto"/>
+            </w:pPr>
+            <w:r>
+              <w:t>Tìm kiếm nhị phân</w:t>
+            </w:r>
+          </w:p>
+        </w:tc>
+      </w:tr>
+      <w:tr>
+        <w:tc>
+          <w:tcPr>
+            <w:tcW w:w="0" w:type="auto"/>
+            <w:hideMark/>
+          </w:tcPr>
+          <w:p>
+            <w:pPr>
+              <w:spacing w:after="160" w:line="278" w:lineRule="auto"/>
+            </w:pPr>
+            <w:r>
+              <w:t>\(O(n)\)</w:t>
+            </w:r>
+          </w:p>
+        </w:tc>
+        <w:tc>
+          <w:tcPr>
+            <w:tcW w:w="0" w:type="auto"/>
+            <w:hideMark/>
+          </w:tcPr>
+          <w:p>
+            <w:pPr>
+              <w:spacing w:after="160" w:line="278" w:lineRule="auto"/>
+            </w:pPr>
+            <w:r>
+              <w:t>Tốt</w:t>
+            </w:r>
+          </w:p>
+        </w:tc>
+        <w:tc>
+          <w:tcPr>
+            <w:tcW w:w="0" w:type="auto"/>
+            <w:hideMark/>
+          </w:tcPr>
+          <w:p>
+            <w:pPr>
+              <w:spacing w:after="160" w:line="278" w:lineRule="auto"/>
+            </w:pPr>
+            <w:r>
+              <w:t>Duyệt mảng</w:t>
+            </w:r>
+          </w:p>
+        </w:tc>
+      </w:tr>
+      <w:tr>
+        <w:tc>
+          <w:tcPr>
+            <w:tcW w:w="0" w:type="auto"/>
+            <w:hideMark/>
+          </w:tcPr>
+          <w:p>
+            <w:pPr>
+              <w:spacing w:after="160" w:line="278" w:lineRule="auto"/>
+            </w:pPr>
+            <w:r>
+              <w:t>\(O(n\log n)\)</w:t>
+            </w:r>
+          </w:p>
+        </w:tc>
+        <w:tc>
+          <w:tcPr>
+            <w:tcW w:w="0" w:type="auto"/>
+            <w:hideMark/>
+          </w:tcPr>
+          <w:p>
+            <w:pPr>
+              <w:spacing w:after="160" w:line="278" w:lineRule="auto"/>
+            </w:pPr>
+            <w:r>
+              <w:t>Khá tốt</w:t>
+            </w:r>
+          </w:p>
+        </w:tc>
+        <w:tc>
+          <w:tcPr>
+            <w:tcW w:w="0" w:type="auto"/>
+            <w:hideMark/>
+          </w:tcPr>
+          <w:p>
+            <w:pPr>
+              <w:spacing w:after="160" w:line="278" w:lineRule="auto"/>
+            </w:pPr>
+            <w:r>
+              <w:t>Merge Sort</w:t>
+            </w:r>
+          </w:p>
+        </w:tc>
+      </w:tr>
+      <w:tr>
+        <w:tc>
+          <w:tcPr>
+            <w:tcW w:w="0" w:type="auto"/>
+            <w:hideMark/>
+          </w:tcPr>
+          <w:p>
+            <w:pPr>
+              <w:spacing w:after="160" w:line="278" w:lineRule="auto"/>
+            </w:pPr>
+            <w:r>
+              <w:t>\(O(n^2)\)</w:t>
+            </w:r>
+          </w:p>
+        </w:tc>
+        <w:tc>
+          <w:tcPr>
+            <w:tcW w:w="0" w:type="auto"/>
+            <w:hideMark/>
+          </w:tcPr>
+          <w:p>
+            <w:pPr>
+              <w:spacing w:after="160" w:line="278" w:lineRule="auto"/>
+            </w:pPr>
+            <w:r>
+              <w:t>Chậm khi dữ liệu lớn</w:t>
+            </w:r>
+          </w:p>
+        </w:tc>
+        <w:tc>
+          <w:tcPr>
+            <w:tcW w:w="0" w:type="auto"/>
+            <w:hideMark/>
+          </w:tcPr>
+          <w:p>
+            <w:pPr>
+              <w:spacing w:after="160" w:line="278" w:lineRule="auto"/>
+            </w:pPr>
+            <w:r>
+              <w:t>Hai vòng lặp lồng nhau</w:t>
+            </w:r>
+          </w:p>
+        </w:tc>
+      </w:tr>
+      <w:tr>
+        <w:tc>
+          <w:tcPr>
+            <w:tcW w:w="0" w:type="auto"/>
+            <w:hideMark/>
+          </w:tcPr>
+          <w:p>
+            <w:pPr>
+              <w:spacing w:after="160" w:line="278" w:lineRule="auto"/>
+            </w:pPr>
+            <w:r>
+              <w:t>\(O(2^n)\)</w:t>
+            </w:r>
+          </w:p>
+        </w:tc>
+        <w:tc>
+          <w:tcPr>
+            <w:tcW w:w="0" w:type="auto"/>
+            <w:hideMark/>
+          </w:tcPr>
+          <w:p>
+            <w:pPr>
+              <w:spacing w:after="160" w:line="278" w:lineRule="auto"/>
+            </w:pPr>
+            <w:r>
+              <w:t>Rất chậm khi dữ liệu lớn</w:t>
+            </w:r>
+          </w:p>
+        </w:tc>
+        <w:tc>
+          <w:tcPr>
+            <w:tcW w:w="0" w:type="auto"/>
+            <w:hideMark/>
+          </w:tcPr>
+          <w:p>
+            <w:pPr>
+              <w:spacing w:after="160" w:line="278" w:lineRule="auto"/>
+            </w:pPr>
+            <w:r>
+              <w:t>Một số thuật toán vét cạn</w:t>
+            </w:r>
+          </w:p>
+        </w:tc>
+      </w:tr>
+    </w:tbl>
+    <w:p/>
+    <w:p>
+      <w:pPr>
+        <w:rPr>
+          <w:b/>
+        </w:rPr>
+      </w:pPr>
+      <w:r>
+        <w:rPr>
+          <w:noProof/>
+        </w:rPr>
+        <w:drawing>
+          <wp:inline distT="0" distB="0" distL="0" distR="0" wp14:anchorId="0A333EE9" wp14:editId="6B011848">
+            <wp:extent cx="5239481" cy="314369"/>
+            <wp:effectExtent l="0" t="0" r="0" b="9525"/>
+            <wp:docPr id="741732875" name="Picture 1"/>
+            <wp:cNvGraphicFramePr>
+              <a:graphicFrameLocks xmlns:a="http://schemas.openxmlformats.org/drawingml/2006/main" noChangeAspect="1"/>
+            </wp:cNvGraphicFramePr>
+            <a:graphic xmlns:a="http://schemas.openxmlformats.org/drawingml/2006/main">
+              <a:graphicData uri="http://schemas.openxmlformats.org/drawingml/2006/picture">
+                <pic:pic xmlns:pic="http://schemas.openxmlformats.org/drawingml/2006/picture">
+                  <pic:nvPicPr>
+                    <pic:cNvPr id="741732875" name=""/>
+                    <pic:cNvPicPr/>
+                  </pic:nvPicPr>
+                  <pic:blipFill>
+                    <a:blip r:embed="rId13"/>
+                    <a:stretch>
+                      <a:fillRect/>
+                    </a:stretch>
+                  </pic:blipFill>
+                  <pic:spPr>
+                    <a:xfrm>
+                      <a:off x="0" y="0"/>
+                      <a:ext cx="5239481" cy="314369"/>
+                    </a:xfrm>
+                    <a:prstGeom prst="rect">
+                      <a:avLst/>
+                    </a:prstGeom>
+                  </pic:spPr>
+                </pic:pic>
+              </a:graphicData>
+            </a:graphic>
+          </wp:inline>
+        </w:drawing>
+      </w:r>
+      <w:r>
+        <w:br w:type="page"/>
+      </w:r>
+    </w:p>
+    <w:p>
+      <w:pPr>
+        <w:pStyle w:val="NoSpacing"/>
+      </w:pPr>
+      <w:r>
+        <w:lastRenderedPageBreak/>
         <w:t>DataStructure</w:t>
       </w:r>
     </w:p>
@@ -53,7 +875,7 @@
                     <pic:cNvPicPr/>
                   </pic:nvPicPr>
                   <pic:blipFill>
-                    <a:blip r:embed="rId6"/>
+                    <a:blip r:embed="rId14"/>
                     <a:stretch>
                       <a:fillRect/>
                     </a:stretch>
@@ -186,7 +1008,7 @@
                     <pic:cNvPicPr/>
                   </pic:nvPicPr>
                   <pic:blipFill>
-                    <a:blip r:embed="rId7"/>
+                    <a:blip r:embed="rId15"/>
                     <a:stretch>
                       <a:fillRect/>
                     </a:stretch>
@@ -252,7 +1074,7 @@
                     <pic:cNvPicPr/>
                   </pic:nvPicPr>
                   <pic:blipFill>
-                    <a:blip r:embed="rId8"/>
+                    <a:blip r:embed="rId16"/>
                     <a:stretch>
                       <a:fillRect/>
                     </a:stretch>
@@ -301,7 +1123,7 @@
                     <pic:cNvPicPr/>
                   </pic:nvPicPr>
                   <pic:blipFill>
-                    <a:blip r:embed="rId9"/>
+                    <a:blip r:embed="rId17"/>
                     <a:stretch>
                       <a:fillRect/>
                     </a:stretch>
@@ -357,8 +1179,12 @@
         <w:t>Queue (hàng đợi) là cấu trúc dữ liệu hoạt động theo nguyên tắc FIFO (First In, First Out) — vào trước, ra trước.</w:t>
       </w:r>
     </w:p>
-    <w:p>
-      <w:r>
+    <w:p/>
+    <w:p>
+      <w:r>
+        <w:rPr>
+          <w:noProof/>
+        </w:rPr>
         <w:lastRenderedPageBreak/>
         <w:drawing>
           <wp:inline distT="0" distB="0" distL="0" distR="0" wp14:anchorId="7661EA6F" wp14:editId="50316EC3">
@@ -376,7 +1202,7 @@
                     <pic:cNvPicPr/>
                   </pic:nvPicPr>
                   <pic:blipFill>
-                    <a:blip r:embed="rId10"/>
+                    <a:blip r:embed="rId18"/>
                     <a:stretch>
                       <a:fillRect/>
                     </a:stretch>
@@ -407,6 +1233,12 @@
         <w:rPr>
           <w:color w:val="EE0000"/>
         </w:rPr>
+        <w:t xml:space="preserve">Stack  -&gt; </w:t>
+      </w:r>
+      <w:r>
+        <w:rPr>
+          <w:color w:val="EE0000"/>
+        </w:rPr>
         <w:t>Pop()</w:t>
       </w:r>
       <w:r>
@@ -422,6 +1254,12 @@
           <w:color w:val="EE0000"/>
         </w:rPr>
       </w:pPr>
+      <w:r>
+        <w:rPr>
+          <w:color w:val="EE0000"/>
+        </w:rPr>
+        <w:t xml:space="preserve">Queue -&gt; </w:t>
+      </w:r>
       <w:r>
         <w:rPr>
           <w:color w:val="EE0000"/>
@@ -488,6 +1326,402 @@
         <w:t>Queue có thể được triển khai bằng mảng hoặc Linked List. Circular Queue là cách triển khai bằng mảng giúp tái sử dụng các vị trí trống sau khi xóa.</w:t>
       </w:r>
     </w:p>
+    <w:p>
+      <w:pPr>
+        <w:rPr>
+          <w:b/>
+          <w:bCs/>
+          <w:color w:val="EE0000"/>
+        </w:rPr>
+      </w:pPr>
+      <w:r>
+        <w:rPr>
+          <w:b/>
+          <w:bCs/>
+          <w:color w:val="EE0000"/>
+        </w:rPr>
+        <w:t>Circular Queue</w:t>
+      </w:r>
+      <w:r>
+        <w:rPr>
+          <w:b/>
+          <w:bCs/>
+          <w:color w:val="EE0000"/>
+        </w:rPr>
+        <w:t>: Hàng đợi vòng</w:t>
+      </w:r>
+    </w:p>
+    <w:p>
+      <w:r>
+        <w:lastRenderedPageBreak/>
+        <w:drawing>
+          <wp:inline distT="0" distB="0" distL="0" distR="0" wp14:anchorId="6D1A9814" wp14:editId="39CFF51E">
+            <wp:extent cx="5943600" cy="5615940"/>
+            <wp:effectExtent l="0" t="0" r="0" b="3810"/>
+            <wp:docPr id="1708941456" name="Picture 1"/>
+            <wp:cNvGraphicFramePr>
+              <a:graphicFrameLocks xmlns:a="http://schemas.openxmlformats.org/drawingml/2006/main" noChangeAspect="1"/>
+            </wp:cNvGraphicFramePr>
+            <a:graphic xmlns:a="http://schemas.openxmlformats.org/drawingml/2006/main">
+              <a:graphicData uri="http://schemas.openxmlformats.org/drawingml/2006/picture">
+                <pic:pic xmlns:pic="http://schemas.openxmlformats.org/drawingml/2006/picture">
+                  <pic:nvPicPr>
+                    <pic:cNvPr id="1708941456" name=""/>
+                    <pic:cNvPicPr/>
+                  </pic:nvPicPr>
+                  <pic:blipFill>
+                    <a:blip r:embed="rId19"/>
+                    <a:stretch>
+                      <a:fillRect/>
+                    </a:stretch>
+                  </pic:blipFill>
+                  <pic:spPr>
+                    <a:xfrm>
+                      <a:off x="0" y="0"/>
+                      <a:ext cx="5943600" cy="5615940"/>
+                    </a:xfrm>
+                    <a:prstGeom prst="rect">
+                      <a:avLst/>
+                    </a:prstGeom>
+                  </pic:spPr>
+                </pic:pic>
+              </a:graphicData>
+            </a:graphic>
+          </wp:inline>
+        </w:drawing>
+      </w:r>
+    </w:p>
+    <w:p>
+      <w:pPr>
+        <w:rPr>
+          <w:b/>
+          <w:bCs/>
+        </w:rPr>
+      </w:pPr>
+      <w:r>
+        <w:rPr>
+          <w:b/>
+          <w:bCs/>
+        </w:rPr>
+        <w:t>Dòng code giúp Queue quay vòng</w:t>
+      </w:r>
+    </w:p>
+    <w:p>
+      <w:r>
+        <w:t>int index = (front + size) % capacity;</w:t>
+      </w:r>
+    </w:p>
+    <w:p>
+      <w:pPr>
+        <w:rPr>
+          <w:b/>
+          <w:bCs/>
+        </w:rPr>
+      </w:pPr>
+      <w:r>
+        <w:rPr>
+          <w:b/>
+          <w:bCs/>
+        </w:rPr>
+        <w:t>Tại sao phải dùng cơ chế vòng?</w:t>
+      </w:r>
+    </w:p>
+    <w:p>
+      <w:r>
+        <w:t>Nếu không dùng cơ chế vòng, sau khi xóa phần tử đầu, ta có thể gặp tình trạng các ô đầu mảng bị bỏ trống nhưng vẫn không thể thêm phần tử mới vào cuối mảng.</w:t>
+      </w:r>
+    </w:p>
+    <w:p>
+      <w:r>
+        <w:t>Circular Queue giải quyết vấn đề đó bằng cách tái sử dụng các ô trống.</w:t>
+      </w:r>
+    </w:p>
+    <w:p>
+      <w:r>
+        <w:lastRenderedPageBreak/>
+        <w:drawing>
+          <wp:inline distT="0" distB="0" distL="0" distR="0" wp14:anchorId="38F0BDBD" wp14:editId="0ADCC9B5">
+            <wp:extent cx="5943600" cy="4841875"/>
+            <wp:effectExtent l="0" t="0" r="0" b="0"/>
+            <wp:docPr id="1921670496" name="Picture 1"/>
+            <wp:cNvGraphicFramePr>
+              <a:graphicFrameLocks xmlns:a="http://schemas.openxmlformats.org/drawingml/2006/main" noChangeAspect="1"/>
+            </wp:cNvGraphicFramePr>
+            <a:graphic xmlns:a="http://schemas.openxmlformats.org/drawingml/2006/main">
+              <a:graphicData uri="http://schemas.openxmlformats.org/drawingml/2006/picture">
+                <pic:pic xmlns:pic="http://schemas.openxmlformats.org/drawingml/2006/picture">
+                  <pic:nvPicPr>
+                    <pic:cNvPr id="1921670496" name=""/>
+                    <pic:cNvPicPr/>
+                  </pic:nvPicPr>
+                  <pic:blipFill>
+                    <a:blip r:embed="rId20"/>
+                    <a:stretch>
+                      <a:fillRect/>
+                    </a:stretch>
+                  </pic:blipFill>
+                  <pic:spPr>
+                    <a:xfrm>
+                      <a:off x="0" y="0"/>
+                      <a:ext cx="5943600" cy="4841875"/>
+                    </a:xfrm>
+                    <a:prstGeom prst="rect">
+                      <a:avLst/>
+                    </a:prstGeom>
+                  </pic:spPr>
+                </pic:pic>
+              </a:graphicData>
+            </a:graphic>
+          </wp:inline>
+        </w:drawing>
+      </w:r>
+    </w:p>
+    <w:p>
+      <w:pPr>
+        <w:rPr>
+          <w:color w:val="EE0000"/>
+        </w:rPr>
+      </w:pPr>
+      <w:r>
+        <w:rPr>
+          <w:color w:val="EE0000"/>
+        </w:rPr>
+        <w:drawing>
+          <wp:inline distT="0" distB="0" distL="0" distR="0" wp14:anchorId="329E88BD" wp14:editId="0C321380">
+            <wp:extent cx="5943600" cy="3082290"/>
+            <wp:effectExtent l="0" t="0" r="0" b="3810"/>
+            <wp:docPr id="1614536971" name="Picture 1"/>
+            <wp:cNvGraphicFramePr>
+              <a:graphicFrameLocks xmlns:a="http://schemas.openxmlformats.org/drawingml/2006/main" noChangeAspect="1"/>
+            </wp:cNvGraphicFramePr>
+            <a:graphic xmlns:a="http://schemas.openxmlformats.org/drawingml/2006/main">
+              <a:graphicData uri="http://schemas.openxmlformats.org/drawingml/2006/picture">
+                <pic:pic xmlns:pic="http://schemas.openxmlformats.org/drawingml/2006/picture">
+                  <pic:nvPicPr>
+                    <pic:cNvPr id="1614536971" name=""/>
+                    <pic:cNvPicPr/>
+                  </pic:nvPicPr>
+                  <pic:blipFill>
+                    <a:blip r:embed="rId21"/>
+                    <a:stretch>
+                      <a:fillRect/>
+                    </a:stretch>
+                  </pic:blipFill>
+                  <pic:spPr>
+                    <a:xfrm>
+                      <a:off x="0" y="0"/>
+                      <a:ext cx="5943600" cy="3082290"/>
+                    </a:xfrm>
+                    <a:prstGeom prst="rect">
+                      <a:avLst/>
+                    </a:prstGeom>
+                  </pic:spPr>
+                </pic:pic>
+              </a:graphicData>
+            </a:graphic>
+          </wp:inline>
+        </w:drawing>
+      </w:r>
+    </w:p>
+    <w:p>
+      <w:pPr>
+        <w:pStyle w:val="ListParagraph"/>
+        <w:numPr>
+          <w:ilvl w:val="0"/>
+          <w:numId w:val="13"/>
+        </w:numPr>
+        <w:ind w:left="426"/>
+        <w:rPr>
+          <w:color w:val="EE0000"/>
+        </w:rPr>
+      </w:pPr>
+      <w:r>
+        <w:rPr>
+          <w:color w:val="EE0000"/>
+        </w:rPr>
+        <w:lastRenderedPageBreak/>
+        <w:t>cả hai đều FIFO (vào trước, ra trước); khác nhau ở cách quản lý vị trí trong bộ nhớ.</w:t>
+      </w:r>
+    </w:p>
+    <w:p>
+      <w:pPr>
+        <w:rPr>
+          <w:b/>
+          <w:bCs/>
+          <w:color w:val="EE0000"/>
+        </w:rPr>
+      </w:pPr>
+      <w:r>
+        <w:rPr>
+          <w:b/>
+          <w:bCs/>
+          <w:color w:val="EE0000"/>
+        </w:rPr>
+        <w:t>Binary Tree</w:t>
+      </w:r>
+      <w:r>
+        <w:rPr>
+          <w:b/>
+          <w:bCs/>
+          <w:color w:val="EE0000"/>
+        </w:rPr>
+        <w:t>:</w:t>
+      </w:r>
+    </w:p>
+    <w:p>
+      <w:r>
+        <w:t>Tree (cây) là cấu trúc dữ liệu dùng để lưu trữ dữ liệu theo dạng phân cấp cha – con (Parent – Child).</w:t>
+      </w:r>
+    </w:p>
+    <w:p>
+      <w:pPr>
+        <w:rPr>
+          <w:b/>
+          <w:bCs/>
+        </w:rPr>
+      </w:pPr>
+      <w:r>
+        <w:rPr>
+          <w:b/>
+          <w:bCs/>
+        </w:rPr>
+        <w:drawing>
+          <wp:inline distT="0" distB="0" distL="0" distR="0" wp14:anchorId="7CE10EC2" wp14:editId="6D6522CD">
+            <wp:extent cx="5943600" cy="5673725"/>
+            <wp:effectExtent l="0" t="0" r="0" b="3175"/>
+            <wp:docPr id="1322856444" name="Picture 1"/>
+            <wp:cNvGraphicFramePr>
+              <a:graphicFrameLocks xmlns:a="http://schemas.openxmlformats.org/drawingml/2006/main" noChangeAspect="1"/>
+            </wp:cNvGraphicFramePr>
+            <a:graphic xmlns:a="http://schemas.openxmlformats.org/drawingml/2006/main">
+              <a:graphicData uri="http://schemas.openxmlformats.org/drawingml/2006/picture">
+                <pic:pic xmlns:pic="http://schemas.openxmlformats.org/drawingml/2006/picture">
+                  <pic:nvPicPr>
+                    <pic:cNvPr id="1322856444" name=""/>
+                    <pic:cNvPicPr/>
+                  </pic:nvPicPr>
+                  <pic:blipFill>
+                    <a:blip r:embed="rId22"/>
+                    <a:stretch>
+                      <a:fillRect/>
+                    </a:stretch>
+                  </pic:blipFill>
+                  <pic:spPr>
+                    <a:xfrm>
+                      <a:off x="0" y="0"/>
+                      <a:ext cx="5943600" cy="5673725"/>
+                    </a:xfrm>
+                    <a:prstGeom prst="rect">
+                      <a:avLst/>
+                    </a:prstGeom>
+                  </pic:spPr>
+                </pic:pic>
+              </a:graphicData>
+            </a:graphic>
+          </wp:inline>
+        </w:drawing>
+      </w:r>
+    </w:p>
+    <w:p>
+      <w:pPr>
+        <w:rPr>
+          <w:b/>
+          <w:bCs/>
+        </w:rPr>
+      </w:pPr>
+      <w:r>
+        <w:rPr>
+          <w:b/>
+          <w:bCs/>
+        </w:rPr>
+        <w:lastRenderedPageBreak/>
+        <w:drawing>
+          <wp:inline distT="0" distB="0" distL="0" distR="0" wp14:anchorId="50F0690A" wp14:editId="1E9C3B8F">
+            <wp:extent cx="5943600" cy="4268470"/>
+            <wp:effectExtent l="0" t="0" r="0" b="0"/>
+            <wp:docPr id="330941901" name="Picture 1"/>
+            <wp:cNvGraphicFramePr>
+              <a:graphicFrameLocks xmlns:a="http://schemas.openxmlformats.org/drawingml/2006/main" noChangeAspect="1"/>
+            </wp:cNvGraphicFramePr>
+            <a:graphic xmlns:a="http://schemas.openxmlformats.org/drawingml/2006/main">
+              <a:graphicData uri="http://schemas.openxmlformats.org/drawingml/2006/picture">
+                <pic:pic xmlns:pic="http://schemas.openxmlformats.org/drawingml/2006/picture">
+                  <pic:nvPicPr>
+                    <pic:cNvPr id="330941901" name=""/>
+                    <pic:cNvPicPr/>
+                  </pic:nvPicPr>
+                  <pic:blipFill>
+                    <a:blip r:embed="rId23"/>
+                    <a:stretch>
+                      <a:fillRect/>
+                    </a:stretch>
+                  </pic:blipFill>
+                  <pic:spPr>
+                    <a:xfrm>
+                      <a:off x="0" y="0"/>
+                      <a:ext cx="5943600" cy="4268470"/>
+                    </a:xfrm>
+                    <a:prstGeom prst="rect">
+                      <a:avLst/>
+                    </a:prstGeom>
+                  </pic:spPr>
+                </pic:pic>
+              </a:graphicData>
+            </a:graphic>
+          </wp:inline>
+        </w:drawing>
+      </w:r>
+    </w:p>
+    <w:p>
+      <w:pPr>
+        <w:rPr>
+          <w:b/>
+          <w:bCs/>
+        </w:rPr>
+      </w:pPr>
+      <w:r>
+        <w:rPr>
+          <w:b/>
+          <w:bCs/>
+        </w:rPr>
+        <w:drawing>
+          <wp:inline distT="0" distB="0" distL="0" distR="0" wp14:anchorId="1A74AE31" wp14:editId="6468DA24">
+            <wp:extent cx="5943600" cy="3776345"/>
+            <wp:effectExtent l="0" t="0" r="0" b="0"/>
+            <wp:docPr id="681166550" name="Picture 1"/>
+            <wp:cNvGraphicFramePr>
+              <a:graphicFrameLocks xmlns:a="http://schemas.openxmlformats.org/drawingml/2006/main" noChangeAspect="1"/>
+            </wp:cNvGraphicFramePr>
+            <a:graphic xmlns:a="http://schemas.openxmlformats.org/drawingml/2006/main">
+              <a:graphicData uri="http://schemas.openxmlformats.org/drawingml/2006/picture">
+                <pic:pic xmlns:pic="http://schemas.openxmlformats.org/drawingml/2006/picture">
+                  <pic:nvPicPr>
+                    <pic:cNvPr id="681166550" name=""/>
+                    <pic:cNvPicPr/>
+                  </pic:nvPicPr>
+                  <pic:blipFill>
+                    <a:blip r:embed="rId24"/>
+                    <a:stretch>
+                      <a:fillRect/>
+                    </a:stretch>
+                  </pic:blipFill>
+                  <pic:spPr>
+                    <a:xfrm>
+                      <a:off x="0" y="0"/>
+                      <a:ext cx="5943600" cy="3776345"/>
+                    </a:xfrm>
+                    <a:prstGeom prst="rect">
+                      <a:avLst/>
+                    </a:prstGeom>
+                  </pic:spPr>
+                </pic:pic>
+              </a:graphicData>
+            </a:graphic>
+          </wp:inline>
+        </w:drawing>
+      </w:r>
+    </w:p>
+    <w:p/>
     <w:p/>
     <w:sectPr>
       <w:pgSz w:w="12240" w:h="15840"/>
@@ -1734,6 +2968,155 @@
     </w:lvl>
   </w:abstractNum>
   <w:abstractNum w:abstractNumId="9" w15:restartNumberingAfterBreak="0">
+    <w:nsid w:val="59DB6496"/>
+    <w:multiLevelType w:val="multilevel"/>
+    <w:tmpl w:val="57107DA0"/>
+    <w:lvl w:ilvl="0">
+      <w:start w:val="1"/>
+      <w:numFmt w:val="bullet"/>
+      <w:lvlText w:val=""/>
+      <w:lvlJc w:val="left"/>
+      <w:pPr>
+        <w:tabs>
+          <w:tab w:val="num" w:pos="720"/>
+        </w:tabs>
+        <w:ind w:left="720" w:hanging="360"/>
+      </w:pPr>
+      <w:rPr>
+        <w:rFonts w:ascii="Symbol" w:hAnsi="Symbol" w:hint="default"/>
+        <w:sz w:val="20"/>
+      </w:rPr>
+    </w:lvl>
+    <w:lvl w:ilvl="1" w:tentative="1">
+      <w:start w:val="1"/>
+      <w:numFmt w:val="bullet"/>
+      <w:lvlText w:val="o"/>
+      <w:lvlJc w:val="left"/>
+      <w:pPr>
+        <w:tabs>
+          <w:tab w:val="num" w:pos="1440"/>
+        </w:tabs>
+        <w:ind w:left="1440" w:hanging="360"/>
+      </w:pPr>
+      <w:rPr>
+        <w:rFonts w:ascii="Courier New" w:hAnsi="Courier New" w:hint="default"/>
+        <w:sz w:val="20"/>
+      </w:rPr>
+    </w:lvl>
+    <w:lvl w:ilvl="2" w:tentative="1">
+      <w:start w:val="1"/>
+      <w:numFmt w:val="bullet"/>
+      <w:lvlText w:val=""/>
+      <w:lvlJc w:val="left"/>
+      <w:pPr>
+        <w:tabs>
+          <w:tab w:val="num" w:pos="2160"/>
+        </w:tabs>
+        <w:ind w:left="2160" w:hanging="360"/>
+      </w:pPr>
+      <w:rPr>
+        <w:rFonts w:ascii="Wingdings" w:hAnsi="Wingdings" w:hint="default"/>
+        <w:sz w:val="20"/>
+      </w:rPr>
+    </w:lvl>
+    <w:lvl w:ilvl="3" w:tentative="1">
+      <w:start w:val="1"/>
+      <w:numFmt w:val="bullet"/>
+      <w:lvlText w:val=""/>
+      <w:lvlJc w:val="left"/>
+      <w:pPr>
+        <w:tabs>
+          <w:tab w:val="num" w:pos="2880"/>
+        </w:tabs>
+        <w:ind w:left="2880" w:hanging="360"/>
+      </w:pPr>
+      <w:rPr>
+        <w:rFonts w:ascii="Wingdings" w:hAnsi="Wingdings" w:hint="default"/>
+        <w:sz w:val="20"/>
+      </w:rPr>
+    </w:lvl>
+    <w:lvl w:ilvl="4" w:tentative="1">
+      <w:start w:val="1"/>
+      <w:numFmt w:val="bullet"/>
+      <w:lvlText w:val=""/>
+      <w:lvlJc w:val="left"/>
+      <w:pPr>
+        <w:tabs>
+          <w:tab w:val="num" w:pos="3600"/>
+        </w:tabs>
+        <w:ind w:left="3600" w:hanging="360"/>
+      </w:pPr>
+      <w:rPr>
+        <w:rFonts w:ascii="Wingdings" w:hAnsi="Wingdings" w:hint="default"/>
+        <w:sz w:val="20"/>
+      </w:rPr>
+    </w:lvl>
+    <w:lvl w:ilvl="5" w:tentative="1">
+      <w:start w:val="1"/>
+      <w:numFmt w:val="bullet"/>
+      <w:lvlText w:val=""/>
+      <w:lvlJc w:val="left"/>
+      <w:pPr>
+        <w:tabs>
+          <w:tab w:val="num" w:pos="4320"/>
+        </w:tabs>
+        <w:ind w:left="4320" w:hanging="360"/>
+      </w:pPr>
+      <w:rPr>
+        <w:rFonts w:ascii="Wingdings" w:hAnsi="Wingdings" w:hint="default"/>
+        <w:sz w:val="20"/>
+      </w:rPr>
+    </w:lvl>
+    <w:lvl w:ilvl="6" w:tentative="1">
+      <w:start w:val="1"/>
+      <w:numFmt w:val="bullet"/>
+      <w:lvlText w:val=""/>
+      <w:lvlJc w:val="left"/>
+      <w:pPr>
+        <w:tabs>
+          <w:tab w:val="num" w:pos="5040"/>
+        </w:tabs>
+        <w:ind w:left="5040" w:hanging="360"/>
+      </w:pPr>
+      <w:rPr>
+        <w:rFonts w:ascii="Wingdings" w:hAnsi="Wingdings" w:hint="default"/>
+        <w:sz w:val="20"/>
+      </w:rPr>
+    </w:lvl>
+    <w:lvl w:ilvl="7" w:tentative="1">
+      <w:start w:val="1"/>
+      <w:numFmt w:val="bullet"/>
+      <w:lvlText w:val=""/>
+      <w:lvlJc w:val="left"/>
+      <w:pPr>
+        <w:tabs>
+          <w:tab w:val="num" w:pos="5760"/>
+        </w:tabs>
+        <w:ind w:left="5760" w:hanging="360"/>
+      </w:pPr>
+      <w:rPr>
+        <w:rFonts w:ascii="Wingdings" w:hAnsi="Wingdings" w:hint="default"/>
+        <w:sz w:val="20"/>
+      </w:rPr>
+    </w:lvl>
+    <w:lvl w:ilvl="8" w:tentative="1">
+      <w:start w:val="1"/>
+      <w:numFmt w:val="bullet"/>
+      <w:lvlText w:val=""/>
+      <w:lvlJc w:val="left"/>
+      <w:pPr>
+        <w:tabs>
+          <w:tab w:val="num" w:pos="6480"/>
+        </w:tabs>
+        <w:ind w:left="6480" w:hanging="360"/>
+      </w:pPr>
+      <w:rPr>
+        <w:rFonts w:ascii="Wingdings" w:hAnsi="Wingdings" w:hint="default"/>
+        <w:sz w:val="20"/>
+      </w:rPr>
+    </w:lvl>
+  </w:abstractNum>
+  <w:abstractNum w:abstractNumId="10" w15:restartNumberingAfterBreak="0">
     <w:nsid w:val="5C6A0AAD"/>
     <w:multiLevelType w:val="hybridMultilevel"/>
     <w:tmpl w:val="DB3C4B42"/>
@@ -1845,7 +3228,7 @@
       </w:rPr>
     </w:lvl>
   </w:abstractNum>
-  <w:abstractNum w:abstractNumId="10" w15:restartNumberingAfterBreak="0">
+  <w:abstractNum w:abstractNumId="11" w15:restartNumberingAfterBreak="0">
     <w:nsid w:val="64A44036"/>
     <w:multiLevelType w:val="multilevel"/>
     <w:tmpl w:val="115A0A7E"/>
@@ -1994,7 +3377,7 @@
       </w:rPr>
     </w:lvl>
   </w:abstractNum>
-  <w:abstractNum w:abstractNumId="11" w15:restartNumberingAfterBreak="0">
+  <w:abstractNum w:abstractNumId="12" w15:restartNumberingAfterBreak="0">
     <w:nsid w:val="705C50B1"/>
     <w:multiLevelType w:val="multilevel"/>
     <w:tmpl w:val="ACC6B496"/>
@@ -2143,7 +3526,7 @@
       </w:rPr>
     </w:lvl>
   </w:abstractNum>
-  <w:abstractNum w:abstractNumId="12" w15:restartNumberingAfterBreak="0">
+  <w:abstractNum w:abstractNumId="13" w15:restartNumberingAfterBreak="0">
     <w:nsid w:val="73B52B43"/>
     <w:multiLevelType w:val="multilevel"/>
     <w:tmpl w:val="59884D7E"/>
@@ -2260,7 +3643,7 @@
       </w:rPr>
     </w:lvl>
   </w:abstractNum>
-  <w:abstractNum w:abstractNumId="13" w15:restartNumberingAfterBreak="0">
+  <w:abstractNum w:abstractNumId="14" w15:restartNumberingAfterBreak="0">
     <w:nsid w:val="77AD6C70"/>
     <w:multiLevelType w:val="multilevel"/>
     <w:tmpl w:val="A90CE474"/>
@@ -2374,7 +3757,7 @@
     </w:lvl>
   </w:abstractNum>
   <w:num w:numId="1" w16cid:durableId="430272983">
-    <w:abstractNumId w:val="12"/>
+    <w:abstractNumId w:val="13"/>
   </w:num>
   <w:num w:numId="2" w16cid:durableId="2059476422">
     <w:abstractNumId w:val="7"/>
@@ -2383,13 +3766,13 @@
     <w:abstractNumId w:val="0"/>
   </w:num>
   <w:num w:numId="4" w16cid:durableId="1732775149">
-    <w:abstractNumId w:val="10"/>
+    <w:abstractNumId w:val="11"/>
   </w:num>
   <w:num w:numId="5" w16cid:durableId="963661405">
     <w:abstractNumId w:val="2"/>
   </w:num>
   <w:num w:numId="6" w16cid:durableId="1117141553">
-    <w:abstractNumId w:val="9"/>
+    <w:abstractNumId w:val="10"/>
   </w:num>
   <w:num w:numId="7" w16cid:durableId="1585410391">
     <w:abstractNumId w:val="4"/>
@@ -2398,7 +3781,7 @@
     <w:abstractNumId w:val="8"/>
   </w:num>
   <w:num w:numId="9" w16cid:durableId="1504315662">
-    <w:abstractNumId w:val="13"/>
+    <w:abstractNumId w:val="14"/>
   </w:num>
   <w:num w:numId="10" w16cid:durableId="1404838655">
     <w:abstractNumId w:val="3"/>
@@ -2407,13 +3790,16 @@
     <w:abstractNumId w:val="1"/>
   </w:num>
   <w:num w:numId="12" w16cid:durableId="1140658013">
-    <w:abstractNumId w:val="11"/>
+    <w:abstractNumId w:val="12"/>
   </w:num>
   <w:num w:numId="13" w16cid:durableId="1075127945">
     <w:abstractNumId w:val="6"/>
   </w:num>
   <w:num w:numId="14" w16cid:durableId="1968269821">
     <w:abstractNumId w:val="5"/>
+  </w:num>
+  <w:num w:numId="15" w16cid:durableId="1789422771">
+    <w:abstractNumId w:val="9"/>
   </w:num>
 </w:numbering>
 </file>

--- a/ghi-chu/ghi-chu02.docx
+++ b/ghi-chu/ghi-chu02.docx
@@ -1340,19 +1340,14 @@
           <w:bCs/>
           <w:color w:val="EE0000"/>
         </w:rPr>
-        <w:t>Circular Queue</w:t>
-      </w:r>
-      <w:r>
-        <w:rPr>
-          <w:b/>
-          <w:bCs/>
-          <w:color w:val="EE0000"/>
-        </w:rPr>
-        <w:t>: Hàng đợi vòng</w:t>
-      </w:r>
-    </w:p>
-    <w:p>
-      <w:r>
+        <w:t>Circular Queue: Hàng đợi vòng</w:t>
+      </w:r>
+    </w:p>
+    <w:p>
+      <w:r>
+        <w:rPr>
+          <w:noProof/>
+        </w:rPr>
         <w:lastRenderedPageBreak/>
         <w:drawing>
           <wp:inline distT="0" distB="0" distL="0" distR="0" wp14:anchorId="6D1A9814" wp14:editId="39CFF51E">
@@ -1438,6 +1433,9 @@
     </w:p>
     <w:p>
       <w:r>
+        <w:rPr>
+          <w:noProof/>
+        </w:rPr>
         <w:lastRenderedPageBreak/>
         <w:drawing>
           <wp:inline distT="0" distB="0" distL="0" distR="0" wp14:anchorId="38F0BDBD" wp14:editId="0ADCC9B5">
@@ -1484,6 +1482,7 @@
       </w:pPr>
       <w:r>
         <w:rPr>
+          <w:noProof/>
           <w:color w:val="EE0000"/>
         </w:rPr>
         <w:drawing>
@@ -1557,15 +1556,7 @@
           <w:bCs/>
           <w:color w:val="EE0000"/>
         </w:rPr>
-        <w:t>Binary Tree</w:t>
-      </w:r>
-      <w:r>
-        <w:rPr>
-          <w:b/>
-          <w:bCs/>
-          <w:color w:val="EE0000"/>
-        </w:rPr>
-        <w:t>:</w:t>
+        <w:t>Binary Tree:</w:t>
       </w:r>
     </w:p>
     <w:p>
@@ -1584,6 +1575,7 @@
         <w:rPr>
           <w:b/>
           <w:bCs/>
+          <w:noProof/>
         </w:rPr>
         <w:drawing>
           <wp:inline distT="0" distB="0" distL="0" distR="0" wp14:anchorId="7CE10EC2" wp14:editId="6D6522CD">
@@ -1633,6 +1625,7 @@
         <w:rPr>
           <w:b/>
           <w:bCs/>
+          <w:noProof/>
         </w:rPr>
         <w:lastRenderedPageBreak/>
         <w:drawing>
@@ -1683,6 +1676,7 @@
         <w:rPr>
           <w:b/>
           <w:bCs/>
+          <w:noProof/>
         </w:rPr>
         <w:drawing>
           <wp:inline distT="0" distB="0" distL="0" distR="0" wp14:anchorId="1A74AE31" wp14:editId="6468DA24">
@@ -1721,6 +1715,1479 @@
         </w:drawing>
       </w:r>
     </w:p>
+    <w:p>
+      <w:pPr>
+        <w:pStyle w:val="NoSpacing"/>
+      </w:pPr>
+      <w:r>
+        <w:lastRenderedPageBreak/>
+        <w:t>Algorithms</w:t>
+      </w:r>
+    </w:p>
+    <w:p/>
+    <w:p>
+      <w:pPr>
+        <w:rPr>
+          <w:b/>
+          <w:bCs/>
+        </w:rPr>
+      </w:pPr>
+      <w:r>
+        <w:rPr>
+          <w:b/>
+          <w:bCs/>
+        </w:rPr>
+        <w:t>Linear Search (tìm kiếm tuyến tính):</w:t>
+      </w:r>
+    </w:p>
+    <w:p>
+      <w:r>
+        <w:t>Linear Search (tìm kiếm tuyến tính) là thuật toán tìm kiếm một phần tử trong mảng bằng cách kiểm tra lần lượt từng phần tử, từ đầu đến cuối, cho đến khi tìm thấy hoặc hết mảng.</w:t>
+      </w:r>
+    </w:p>
+    <w:p>
+      <w:r>
+        <w:rPr>
+          <w:noProof/>
+        </w:rPr>
+        <w:drawing>
+          <wp:inline distT="0" distB="0" distL="0" distR="0" wp14:anchorId="4EF9D474" wp14:editId="094E5BBD">
+            <wp:extent cx="5943600" cy="3739515"/>
+            <wp:effectExtent l="0" t="0" r="0" b="0"/>
+            <wp:docPr id="1234658961" name="Picture 1"/>
+            <wp:cNvGraphicFramePr>
+              <a:graphicFrameLocks xmlns:a="http://schemas.openxmlformats.org/drawingml/2006/main" noChangeAspect="1"/>
+            </wp:cNvGraphicFramePr>
+            <a:graphic xmlns:a="http://schemas.openxmlformats.org/drawingml/2006/main">
+              <a:graphicData uri="http://schemas.openxmlformats.org/drawingml/2006/picture">
+                <pic:pic xmlns:pic="http://schemas.openxmlformats.org/drawingml/2006/picture">
+                  <pic:nvPicPr>
+                    <pic:cNvPr id="1234658961" name=""/>
+                    <pic:cNvPicPr/>
+                  </pic:nvPicPr>
+                  <pic:blipFill>
+                    <a:blip r:embed="rId25"/>
+                    <a:stretch>
+                      <a:fillRect/>
+                    </a:stretch>
+                  </pic:blipFill>
+                  <pic:spPr>
+                    <a:xfrm>
+                      <a:off x="0" y="0"/>
+                      <a:ext cx="5943600" cy="3739515"/>
+                    </a:xfrm>
+                    <a:prstGeom prst="rect">
+                      <a:avLst/>
+                    </a:prstGeom>
+                  </pic:spPr>
+                </pic:pic>
+              </a:graphicData>
+            </a:graphic>
+          </wp:inline>
+        </w:drawing>
+      </w:r>
+    </w:p>
+    <w:p>
+      <w:pPr>
+        <w:rPr>
+          <w:b/>
+          <w:bCs/>
+        </w:rPr>
+      </w:pPr>
+      <w:r>
+        <w:rPr>
+          <w:b/>
+          <w:bCs/>
+        </w:rPr>
+        <w:t>Độ phức tạp</w:t>
+      </w:r>
+    </w:p>
+    <w:p>
+      <w:pPr>
+        <w:numPr>
+          <w:ilvl w:val="0"/>
+          <w:numId w:val="16"/>
+        </w:numPr>
+      </w:pPr>
+      <w:r>
+        <w:t>Trường hợp tốt nhất: \(O(1)\) — phần tử nằm ngay đầu mảng.</w:t>
+      </w:r>
+    </w:p>
+    <w:p>
+      <w:pPr>
+        <w:numPr>
+          <w:ilvl w:val="0"/>
+          <w:numId w:val="16"/>
+        </w:numPr>
+      </w:pPr>
+      <w:r>
+        <w:t>Trường hợp xấu nhất: \(O(n)\) — phải kiểm tra hết mảng hoặc gần hết mảng.</w:t>
+      </w:r>
+    </w:p>
+    <w:p>
+      <w:pPr>
+        <w:rPr>
+          <w:b/>
+          <w:bCs/>
+        </w:rPr>
+      </w:pPr>
+      <w:r>
+        <w:rPr>
+          <w:b/>
+          <w:bCs/>
+        </w:rPr>
+        <w:t>Binary Search (tìm kiếm nhị phân):</w:t>
+      </w:r>
+    </w:p>
+    <w:p>
+      <w:r>
+        <w:t>Binary Search (tìm kiếm nhị phân) là thuật toán tìm kiếm một phần tử bằng cách chia đôi phạm vi tìm kiếm sau mỗi lần so sánh, cho đến khi tìm thấy phần tử hoặc không còn phạm vi để tìm.</w:t>
+      </w:r>
+    </w:p>
+    <w:p>
+      <w:r>
+        <w:rPr>
+          <w:noProof/>
+        </w:rPr>
+        <w:lastRenderedPageBreak/>
+        <w:drawing>
+          <wp:inline distT="0" distB="0" distL="0" distR="0" wp14:anchorId="6BF7E248" wp14:editId="53D62275">
+            <wp:extent cx="5943600" cy="4529455"/>
+            <wp:effectExtent l="0" t="0" r="0" b="4445"/>
+            <wp:docPr id="1653651864" name="Picture 1"/>
+            <wp:cNvGraphicFramePr>
+              <a:graphicFrameLocks xmlns:a="http://schemas.openxmlformats.org/drawingml/2006/main" noChangeAspect="1"/>
+            </wp:cNvGraphicFramePr>
+            <a:graphic xmlns:a="http://schemas.openxmlformats.org/drawingml/2006/main">
+              <a:graphicData uri="http://schemas.openxmlformats.org/drawingml/2006/picture">
+                <pic:pic xmlns:pic="http://schemas.openxmlformats.org/drawingml/2006/picture">
+                  <pic:nvPicPr>
+                    <pic:cNvPr id="1653651864" name=""/>
+                    <pic:cNvPicPr/>
+                  </pic:nvPicPr>
+                  <pic:blipFill>
+                    <a:blip r:embed="rId26"/>
+                    <a:stretch>
+                      <a:fillRect/>
+                    </a:stretch>
+                  </pic:blipFill>
+                  <pic:spPr>
+                    <a:xfrm>
+                      <a:off x="0" y="0"/>
+                      <a:ext cx="5943600" cy="4529455"/>
+                    </a:xfrm>
+                    <a:prstGeom prst="rect">
+                      <a:avLst/>
+                    </a:prstGeom>
+                  </pic:spPr>
+                </pic:pic>
+              </a:graphicData>
+            </a:graphic>
+          </wp:inline>
+        </w:drawing>
+      </w:r>
+    </w:p>
+    <w:p>
+      <w:pPr>
+        <w:rPr>
+          <w:b/>
+          <w:bCs/>
+        </w:rPr>
+      </w:pPr>
+      <w:r>
+        <w:rPr>
+          <w:b/>
+          <w:bCs/>
+        </w:rPr>
+        <w:t>Đặc điểm cần nhớ</w:t>
+      </w:r>
+    </w:p>
+    <w:p>
+      <w:pPr>
+        <w:numPr>
+          <w:ilvl w:val="0"/>
+          <w:numId w:val="17"/>
+        </w:numPr>
+      </w:pPr>
+      <w:r>
+        <w:t>Điều kiện: Mảng phải được sắp xếp.</w:t>
+      </w:r>
+    </w:p>
+    <w:p>
+      <w:pPr>
+        <w:numPr>
+          <w:ilvl w:val="0"/>
+          <w:numId w:val="17"/>
+        </w:numPr>
+      </w:pPr>
+      <w:r>
+        <w:t>Ưu điểm: Tìm kiếm nhanh vì mỗi bước loại bỏ khoảng một nửa phạm vi.</w:t>
+      </w:r>
+    </w:p>
+    <w:p>
+      <w:pPr>
+        <w:numPr>
+          <w:ilvl w:val="0"/>
+          <w:numId w:val="17"/>
+        </w:numPr>
+      </w:pPr>
+      <w:r>
+        <w:t>Độ phức tạp thời gian trường hợp xấu nhất: \(O(\log n)\).</w:t>
+      </w:r>
+    </w:p>
+    <w:p>
+      <w:pPr>
+        <w:numPr>
+          <w:ilvl w:val="0"/>
+          <w:numId w:val="17"/>
+        </w:numPr>
+        <w:rPr>
+          <w:color w:val="EE0000"/>
+        </w:rPr>
+      </w:pPr>
+      <w:r>
+        <w:rPr>
+          <w:color w:val="EE0000"/>
+        </w:rPr>
+        <w:t>So với Linear Search: Linear Search kiểm tra từng phần tử; Binary Search chia đôi phạm vi tìm kiếm.</w:t>
+      </w:r>
+    </w:p>
+    <w:p>
+      <w:pPr>
+        <w:rPr>
+          <w:b/>
+          <w:bCs/>
+        </w:rPr>
+      </w:pPr>
+      <w:r>
+        <w:rPr>
+          <w:b/>
+          <w:bCs/>
+        </w:rPr>
+        <w:t>Selection Sort:</w:t>
+      </w:r>
+    </w:p>
+    <w:p>
+      <w:r>
+        <w:t>Selection Sort (sắp xếp chọn) là thuật toán sắp xếp bằng cách tìm phần tử nhỏ nhất rồi đổi chỗ nó với phần tử đầu tiên chưa được sắp xếp.</w:t>
+      </w:r>
+    </w:p>
+    <w:p>
+      <w:pPr>
+        <w:rPr>
+          <w:b/>
+          <w:bCs/>
+        </w:rPr>
+      </w:pPr>
+      <w:r>
+        <w:rPr>
+          <w:b/>
+          <w:bCs/>
+          <w:noProof/>
+        </w:rPr>
+        <w:lastRenderedPageBreak/>
+        <w:drawing>
+          <wp:inline distT="0" distB="0" distL="0" distR="0" wp14:anchorId="527B48C2" wp14:editId="5BC49BBD">
+            <wp:extent cx="5943600" cy="5166360"/>
+            <wp:effectExtent l="0" t="0" r="0" b="0"/>
+            <wp:docPr id="1588983888" name="Picture 1"/>
+            <wp:cNvGraphicFramePr>
+              <a:graphicFrameLocks xmlns:a="http://schemas.openxmlformats.org/drawingml/2006/main" noChangeAspect="1"/>
+            </wp:cNvGraphicFramePr>
+            <a:graphic xmlns:a="http://schemas.openxmlformats.org/drawingml/2006/main">
+              <a:graphicData uri="http://schemas.openxmlformats.org/drawingml/2006/picture">
+                <pic:pic xmlns:pic="http://schemas.openxmlformats.org/drawingml/2006/picture">
+                  <pic:nvPicPr>
+                    <pic:cNvPr id="1588983888" name=""/>
+                    <pic:cNvPicPr/>
+                  </pic:nvPicPr>
+                  <pic:blipFill>
+                    <a:blip r:embed="rId27"/>
+                    <a:stretch>
+                      <a:fillRect/>
+                    </a:stretch>
+                  </pic:blipFill>
+                  <pic:spPr>
+                    <a:xfrm>
+                      <a:off x="0" y="0"/>
+                      <a:ext cx="5943600" cy="5166360"/>
+                    </a:xfrm>
+                    <a:prstGeom prst="rect">
+                      <a:avLst/>
+                    </a:prstGeom>
+                  </pic:spPr>
+                </pic:pic>
+              </a:graphicData>
+            </a:graphic>
+          </wp:inline>
+        </w:drawing>
+      </w:r>
+    </w:p>
+    <w:p>
+      <w:pPr>
+        <w:rPr>
+          <w:b/>
+          <w:bCs/>
+        </w:rPr>
+      </w:pPr>
+      <w:r>
+        <w:rPr>
+          <w:b/>
+          <w:bCs/>
+        </w:rPr>
+        <w:t>Bubble Sort</w:t>
+      </w:r>
+      <w:r>
+        <w:rPr>
+          <w:b/>
+          <w:bCs/>
+        </w:rPr>
+        <w:t>:</w:t>
+      </w:r>
+    </w:p>
+    <w:p>
+      <w:r>
+        <w:t>Bubble Sort (sắp xếp nổi bọt) là thuật toán sắp xếp bằng cách so sánh hai phần tử đứng cạnh nhau, nếu sai thứ tự thì đổi chỗ cho nhau.</w:t>
+      </w:r>
+    </w:p>
+    <w:p>
+      <w:r>
+        <w:rPr>
+          <w:noProof/>
+        </w:rPr>
+        <w:drawing>
+          <wp:inline distT="0" distB="0" distL="0" distR="0" wp14:anchorId="43072F95" wp14:editId="627E6AF1">
+            <wp:extent cx="5943600" cy="1925320"/>
+            <wp:effectExtent l="0" t="0" r="0" b="0"/>
+            <wp:docPr id="42892819" name="Picture 1"/>
+            <wp:cNvGraphicFramePr>
+              <a:graphicFrameLocks xmlns:a="http://schemas.openxmlformats.org/drawingml/2006/main" noChangeAspect="1"/>
+            </wp:cNvGraphicFramePr>
+            <a:graphic xmlns:a="http://schemas.openxmlformats.org/drawingml/2006/main">
+              <a:graphicData uri="http://schemas.openxmlformats.org/drawingml/2006/picture">
+                <pic:pic xmlns:pic="http://schemas.openxmlformats.org/drawingml/2006/picture">
+                  <pic:nvPicPr>
+                    <pic:cNvPr id="42892819" name=""/>
+                    <pic:cNvPicPr/>
+                  </pic:nvPicPr>
+                  <pic:blipFill>
+                    <a:blip r:embed="rId28"/>
+                    <a:stretch>
+                      <a:fillRect/>
+                    </a:stretch>
+                  </pic:blipFill>
+                  <pic:spPr>
+                    <a:xfrm>
+                      <a:off x="0" y="0"/>
+                      <a:ext cx="5943600" cy="1925320"/>
+                    </a:xfrm>
+                    <a:prstGeom prst="rect">
+                      <a:avLst/>
+                    </a:prstGeom>
+                  </pic:spPr>
+                </pic:pic>
+              </a:graphicData>
+            </a:graphic>
+          </wp:inline>
+        </w:drawing>
+      </w:r>
+    </w:p>
+    <w:p>
+      <w:r>
+        <w:rPr>
+          <w:noProof/>
+        </w:rPr>
+        <w:lastRenderedPageBreak/>
+        <w:drawing>
+          <wp:inline distT="0" distB="0" distL="0" distR="0" wp14:anchorId="68511F5C" wp14:editId="131BEFA6">
+            <wp:extent cx="5943600" cy="2289175"/>
+            <wp:effectExtent l="0" t="0" r="0" b="0"/>
+            <wp:docPr id="1658478885" name="Picture 1"/>
+            <wp:cNvGraphicFramePr>
+              <a:graphicFrameLocks xmlns:a="http://schemas.openxmlformats.org/drawingml/2006/main" noChangeAspect="1"/>
+            </wp:cNvGraphicFramePr>
+            <a:graphic xmlns:a="http://schemas.openxmlformats.org/drawingml/2006/main">
+              <a:graphicData uri="http://schemas.openxmlformats.org/drawingml/2006/picture">
+                <pic:pic xmlns:pic="http://schemas.openxmlformats.org/drawingml/2006/picture">
+                  <pic:nvPicPr>
+                    <pic:cNvPr id="1658478885" name=""/>
+                    <pic:cNvPicPr/>
+                  </pic:nvPicPr>
+                  <pic:blipFill>
+                    <a:blip r:embed="rId29"/>
+                    <a:stretch>
+                      <a:fillRect/>
+                    </a:stretch>
+                  </pic:blipFill>
+                  <pic:spPr>
+                    <a:xfrm>
+                      <a:off x="0" y="0"/>
+                      <a:ext cx="5943600" cy="2289175"/>
+                    </a:xfrm>
+                    <a:prstGeom prst="rect">
+                      <a:avLst/>
+                    </a:prstGeom>
+                  </pic:spPr>
+                </pic:pic>
+              </a:graphicData>
+            </a:graphic>
+          </wp:inline>
+        </w:drawing>
+      </w:r>
+    </w:p>
+    <w:p>
+      <w:r>
+        <w:rPr>
+          <w:noProof/>
+        </w:rPr>
+        <w:drawing>
+          <wp:inline distT="0" distB="0" distL="0" distR="0" wp14:anchorId="462C0B8F" wp14:editId="4A00C921">
+            <wp:extent cx="5943600" cy="1273175"/>
+            <wp:effectExtent l="0" t="0" r="0" b="3175"/>
+            <wp:docPr id="547579277" name="Picture 1"/>
+            <wp:cNvGraphicFramePr>
+              <a:graphicFrameLocks xmlns:a="http://schemas.openxmlformats.org/drawingml/2006/main" noChangeAspect="1"/>
+            </wp:cNvGraphicFramePr>
+            <a:graphic xmlns:a="http://schemas.openxmlformats.org/drawingml/2006/main">
+              <a:graphicData uri="http://schemas.openxmlformats.org/drawingml/2006/picture">
+                <pic:pic xmlns:pic="http://schemas.openxmlformats.org/drawingml/2006/picture">
+                  <pic:nvPicPr>
+                    <pic:cNvPr id="547579277" name=""/>
+                    <pic:cNvPicPr/>
+                  </pic:nvPicPr>
+                  <pic:blipFill>
+                    <a:blip r:embed="rId30"/>
+                    <a:stretch>
+                      <a:fillRect/>
+                    </a:stretch>
+                  </pic:blipFill>
+                  <pic:spPr>
+                    <a:xfrm>
+                      <a:off x="0" y="0"/>
+                      <a:ext cx="5943600" cy="1273175"/>
+                    </a:xfrm>
+                    <a:prstGeom prst="rect">
+                      <a:avLst/>
+                    </a:prstGeom>
+                  </pic:spPr>
+                </pic:pic>
+              </a:graphicData>
+            </a:graphic>
+          </wp:inline>
+        </w:drawing>
+      </w:r>
+    </w:p>
+    <w:p>
+      <w:pPr>
+        <w:rPr>
+          <w:color w:val="EE0000"/>
+        </w:rPr>
+      </w:pPr>
+      <w:r>
+        <w:rPr>
+          <w:color w:val="EE0000"/>
+        </w:rPr>
+        <w:t>Mẹo nhớ: -1 để tránh lỗi vượt mảng, -i để bỏ qua phần đã sắp xếp.</w:t>
+      </w:r>
+    </w:p>
+    <w:p>
+      <w:pPr>
+        <w:rPr>
+          <w:color w:val="EE0000"/>
+        </w:rPr>
+      </w:pPr>
+      <w:r>
+        <w:rPr>
+          <w:color w:val="EE0000"/>
+        </w:rPr>
+        <w:t>Bạn hãy phân biệt:</w:t>
+      </w:r>
+    </w:p>
+    <w:p>
+      <w:pPr>
+        <w:numPr>
+          <w:ilvl w:val="0"/>
+          <w:numId w:val="18"/>
+        </w:numPr>
+        <w:rPr>
+          <w:color w:val="EE0000"/>
+        </w:rPr>
+      </w:pPr>
+      <w:r>
+        <w:rPr>
+          <w:color w:val="EE0000"/>
+        </w:rPr>
+        <w:t>Vòng i: Quyết định thực hiện bao nhiêu lượt.</w:t>
+      </w:r>
+    </w:p>
+    <w:p>
+      <w:pPr>
+        <w:numPr>
+          <w:ilvl w:val="0"/>
+          <w:numId w:val="18"/>
+        </w:numPr>
+        <w:rPr>
+          <w:color w:val="EE0000"/>
+        </w:rPr>
+      </w:pPr>
+      <w:r>
+        <w:rPr>
+          <w:color w:val="EE0000"/>
+        </w:rPr>
+        <w:t>Vòng j: So sánh các phần tử trong từng lượt.</w:t>
+      </w:r>
+    </w:p>
+    <w:p>
+      <w:pPr>
+        <w:rPr>
+          <w:color w:val="EE0000"/>
+        </w:rPr>
+      </w:pPr>
+      <w:r>
+        <w:rPr>
+          <w:color w:val="EE0000"/>
+        </w:rPr>
+        <w:t>Ví dụ dễ nhớ: i là số lượt làm việc, còn j là người thực hiện việc so sánh trong mỗi lượt.</w:t>
+      </w:r>
+    </w:p>
+    <w:p>
+      <w:pPr>
+        <w:rPr>
+          <w:b/>
+          <w:bCs/>
+        </w:rPr>
+      </w:pPr>
+      <w:r>
+        <w:rPr>
+          <w:b/>
+          <w:bCs/>
+        </w:rPr>
+        <w:t>Insertion Sort:</w:t>
+      </w:r>
+    </w:p>
+    <w:p>
+      <w:r>
+        <w:t>Insertion Sort (sắp xếp chèn) là thuật toán sắp xếp bằng cách lấy từng phần tử và chèn nó vào đúng vị trí trong phần mảng đã được sắp xếp.</w:t>
+      </w:r>
+    </w:p>
+    <w:p>
+      <w:r>
+        <w:rPr>
+          <w:noProof/>
+        </w:rPr>
+        <w:lastRenderedPageBreak/>
+        <w:drawing>
+          <wp:inline distT="0" distB="0" distL="0" distR="0" wp14:anchorId="4A6787D7" wp14:editId="67A8B506">
+            <wp:extent cx="5943600" cy="4879975"/>
+            <wp:effectExtent l="0" t="0" r="0" b="0"/>
+            <wp:docPr id="1101252355" name="Picture 1"/>
+            <wp:cNvGraphicFramePr>
+              <a:graphicFrameLocks xmlns:a="http://schemas.openxmlformats.org/drawingml/2006/main" noChangeAspect="1"/>
+            </wp:cNvGraphicFramePr>
+            <a:graphic xmlns:a="http://schemas.openxmlformats.org/drawingml/2006/main">
+              <a:graphicData uri="http://schemas.openxmlformats.org/drawingml/2006/picture">
+                <pic:pic xmlns:pic="http://schemas.openxmlformats.org/drawingml/2006/picture">
+                  <pic:nvPicPr>
+                    <pic:cNvPr id="1101252355" name=""/>
+                    <pic:cNvPicPr/>
+                  </pic:nvPicPr>
+                  <pic:blipFill>
+                    <a:blip r:embed="rId31"/>
+                    <a:stretch>
+                      <a:fillRect/>
+                    </a:stretch>
+                  </pic:blipFill>
+                  <pic:spPr>
+                    <a:xfrm>
+                      <a:off x="0" y="0"/>
+                      <a:ext cx="5943600" cy="4879975"/>
+                    </a:xfrm>
+                    <a:prstGeom prst="rect">
+                      <a:avLst/>
+                    </a:prstGeom>
+                  </pic:spPr>
+                </pic:pic>
+              </a:graphicData>
+            </a:graphic>
+          </wp:inline>
+        </w:drawing>
+      </w:r>
+    </w:p>
+    <w:p>
+      <w:pPr>
+        <w:rPr>
+          <w:b/>
+          <w:bCs/>
+        </w:rPr>
+      </w:pPr>
+      <w:r>
+        <w:rPr>
+          <w:b/>
+          <w:bCs/>
+        </w:rPr>
+        <w:t>Merge Sort</w:t>
+      </w:r>
+      <w:r>
+        <w:rPr>
+          <w:b/>
+          <w:bCs/>
+        </w:rPr>
+        <w:t>:</w:t>
+      </w:r>
+    </w:p>
+    <w:p>
+      <w:r>
+        <w:t>Merge Sort là thuật toán sắp xếp bằng cách chia mảng nhỏ ra, sau đó trộn lại theo thứ tự tăng dần.</w:t>
+      </w:r>
+    </w:p>
+    <w:p>
+      <w:pPr>
+        <w:rPr>
+          <w:b/>
+          <w:bCs/>
+        </w:rPr>
+      </w:pPr>
+      <w:r>
+        <w:rPr>
+          <w:b/>
+          <w:bCs/>
+        </w:rPr>
+        <w:t>Quick Sort</w:t>
+      </w:r>
+      <w:r>
+        <w:rPr>
+          <w:b/>
+          <w:bCs/>
+        </w:rPr>
+        <w:t>:</w:t>
+      </w:r>
+    </w:p>
+    <w:p>
+      <w:r>
+        <w:t>Quick Sort (sắp xếp nhanh) là thuật toán sắp xếp bằng cách chọn một phần tử làm Pivot (chốt), sau đó chia các phần tử thành 2 nhóm: nhỏ hơn Pivot và lớn hơn Pivot, rồi tiếp tục sắp xếp từng nhóm.</w:t>
+      </w:r>
+    </w:p>
+    <w:p>
+      <w:r>
+        <w:lastRenderedPageBreak/>
+        <w:drawing>
+          <wp:inline distT="0" distB="0" distL="0" distR="0" wp14:anchorId="63457F7C" wp14:editId="44292CD8">
+            <wp:extent cx="5943600" cy="5603240"/>
+            <wp:effectExtent l="0" t="0" r="0" b="0"/>
+            <wp:docPr id="1177509133" name="Picture 1"/>
+            <wp:cNvGraphicFramePr>
+              <a:graphicFrameLocks xmlns:a="http://schemas.openxmlformats.org/drawingml/2006/main" noChangeAspect="1"/>
+            </wp:cNvGraphicFramePr>
+            <a:graphic xmlns:a="http://schemas.openxmlformats.org/drawingml/2006/main">
+              <a:graphicData uri="http://schemas.openxmlformats.org/drawingml/2006/picture">
+                <pic:pic xmlns:pic="http://schemas.openxmlformats.org/drawingml/2006/picture">
+                  <pic:nvPicPr>
+                    <pic:cNvPr id="1177509133" name=""/>
+                    <pic:cNvPicPr/>
+                  </pic:nvPicPr>
+                  <pic:blipFill>
+                    <a:blip r:embed="rId32"/>
+                    <a:stretch>
+                      <a:fillRect/>
+                    </a:stretch>
+                  </pic:blipFill>
+                  <pic:spPr>
+                    <a:xfrm>
+                      <a:off x="0" y="0"/>
+                      <a:ext cx="5943600" cy="5603240"/>
+                    </a:xfrm>
+                    <a:prstGeom prst="rect">
+                      <a:avLst/>
+                    </a:prstGeom>
+                  </pic:spPr>
+                </pic:pic>
+              </a:graphicData>
+            </a:graphic>
+          </wp:inline>
+        </w:drawing>
+      </w:r>
+    </w:p>
+    <w:p>
+      <w:pPr>
+        <w:rPr>
+          <w:b/>
+          <w:bCs/>
+        </w:rPr>
+      </w:pPr>
+      <w:r>
+        <w:rPr>
+          <w:b/>
+          <w:bCs/>
+        </w:rPr>
+        <w:t>Heap Sort</w:t>
+      </w:r>
+      <w:r>
+        <w:rPr>
+          <w:b/>
+          <w:bCs/>
+        </w:rPr>
+        <w:t>:</w:t>
+      </w:r>
+    </w:p>
+    <w:p>
+      <w:r>
+        <w:t>Heap Sort (sắp xếp vun đống) là thuật toán sắp xếp sử dụng cấu trúc dữ liệu Heap (đống) để sắp xếp các phần tử theo thứ tự tăng dần hoặc giảm dần.</w:t>
+      </w:r>
+    </w:p>
+    <w:p>
+      <w:r>
+        <w:t>Nói đơn giản: Heap Sort tìm phần tử lớn nhất, đưa nó về cuối mảng, rồi lặp lại cho đến khi mảng được sắp xếp.</w:t>
+      </w:r>
+    </w:p>
+    <w:p/>
+    <w:p/>
+    <w:p/>
+    <w:p>
+      <w:pPr>
+        <w:pStyle w:val="NoSpacing"/>
+      </w:pPr>
+      <w:r>
+        <w:lastRenderedPageBreak/>
+        <w:t>TỔNG KẾT</w:t>
+      </w:r>
+    </w:p>
+    <w:p>
+      <w:pPr>
+        <w:rPr>
+          <w:b/>
+          <w:bCs/>
+        </w:rPr>
+      </w:pPr>
+      <w:r>
+        <w:rPr>
+          <w:b/>
+          <w:bCs/>
+        </w:rPr>
+        <w:t>1. Stack, Queue và Trees</w:t>
+      </w:r>
+    </w:p>
+    <w:p>
+      <w:pPr>
+        <w:rPr>
+          <w:b/>
+          <w:bCs/>
+        </w:rPr>
+      </w:pPr>
+      <w:r>
+        <w:rPr>
+          <w:b/>
+          <w:bCs/>
+        </w:rPr>
+        <w:drawing>
+          <wp:inline distT="0" distB="0" distL="0" distR="0" wp14:anchorId="16B55F33" wp14:editId="66FD212F">
+            <wp:extent cx="5943600" cy="1880235"/>
+            <wp:effectExtent l="0" t="0" r="0" b="5715"/>
+            <wp:docPr id="761559955" name="Picture 1"/>
+            <wp:cNvGraphicFramePr>
+              <a:graphicFrameLocks xmlns:a="http://schemas.openxmlformats.org/drawingml/2006/main" noChangeAspect="1"/>
+            </wp:cNvGraphicFramePr>
+            <a:graphic xmlns:a="http://schemas.openxmlformats.org/drawingml/2006/main">
+              <a:graphicData uri="http://schemas.openxmlformats.org/drawingml/2006/picture">
+                <pic:pic xmlns:pic="http://schemas.openxmlformats.org/drawingml/2006/picture">
+                  <pic:nvPicPr>
+                    <pic:cNvPr id="761559955" name=""/>
+                    <pic:cNvPicPr/>
+                  </pic:nvPicPr>
+                  <pic:blipFill>
+                    <a:blip r:embed="rId33"/>
+                    <a:stretch>
+                      <a:fillRect/>
+                    </a:stretch>
+                  </pic:blipFill>
+                  <pic:spPr>
+                    <a:xfrm>
+                      <a:off x="0" y="0"/>
+                      <a:ext cx="5943600" cy="1880235"/>
+                    </a:xfrm>
+                    <a:prstGeom prst="rect">
+                      <a:avLst/>
+                    </a:prstGeom>
+                  </pic:spPr>
+                </pic:pic>
+              </a:graphicData>
+            </a:graphic>
+          </wp:inline>
+        </w:drawing>
+      </w:r>
+    </w:p>
+    <w:p>
+      <w:pPr>
+        <w:rPr>
+          <w:b/>
+          <w:bCs/>
+        </w:rPr>
+      </w:pPr>
+      <w:r>
+        <w:rPr>
+          <w:b/>
+          <w:bCs/>
+        </w:rPr>
+        <w:t>Độ phức tạp thường gặp</w:t>
+      </w:r>
+    </w:p>
+    <w:p>
+      <w:pPr>
+        <w:rPr>
+          <w:b/>
+          <w:bCs/>
+        </w:rPr>
+      </w:pPr>
+      <w:r>
+        <w:rPr>
+          <w:b/>
+          <w:bCs/>
+        </w:rPr>
+        <w:drawing>
+          <wp:inline distT="0" distB="0" distL="0" distR="0" wp14:anchorId="064B85DE" wp14:editId="2DCA3F4D">
+            <wp:extent cx="5943600" cy="1965960"/>
+            <wp:effectExtent l="0" t="0" r="0" b="0"/>
+            <wp:docPr id="2109046820" name="Picture 1"/>
+            <wp:cNvGraphicFramePr>
+              <a:graphicFrameLocks xmlns:a="http://schemas.openxmlformats.org/drawingml/2006/main" noChangeAspect="1"/>
+            </wp:cNvGraphicFramePr>
+            <a:graphic xmlns:a="http://schemas.openxmlformats.org/drawingml/2006/main">
+              <a:graphicData uri="http://schemas.openxmlformats.org/drawingml/2006/picture">
+                <pic:pic xmlns:pic="http://schemas.openxmlformats.org/drawingml/2006/picture">
+                  <pic:nvPicPr>
+                    <pic:cNvPr id="2109046820" name=""/>
+                    <pic:cNvPicPr/>
+                  </pic:nvPicPr>
+                  <pic:blipFill>
+                    <a:blip r:embed="rId34"/>
+                    <a:stretch>
+                      <a:fillRect/>
+                    </a:stretch>
+                  </pic:blipFill>
+                  <pic:spPr>
+                    <a:xfrm>
+                      <a:off x="0" y="0"/>
+                      <a:ext cx="5943600" cy="1965960"/>
+                    </a:xfrm>
+                    <a:prstGeom prst="rect">
+                      <a:avLst/>
+                    </a:prstGeom>
+                  </pic:spPr>
+                </pic:pic>
+              </a:graphicData>
+            </a:graphic>
+          </wp:inline>
+        </w:drawing>
+      </w:r>
+    </w:p>
+    <w:p>
+      <w:pPr>
+        <w:rPr>
+          <w:b/>
+          <w:bCs/>
+        </w:rPr>
+      </w:pPr>
+      <w:r>
+        <w:rPr>
+          <w:b/>
+          <w:bCs/>
+        </w:rPr>
+        <w:t>2. Các thuật toán tìm kiếm</w:t>
+      </w:r>
+    </w:p>
+    <w:p>
+      <w:pPr>
+        <w:rPr>
+          <w:b/>
+          <w:bCs/>
+        </w:rPr>
+      </w:pPr>
+      <w:r>
+        <w:rPr>
+          <w:b/>
+          <w:bCs/>
+        </w:rPr>
+        <w:drawing>
+          <wp:inline distT="0" distB="0" distL="0" distR="0" wp14:anchorId="3E3C7CDB" wp14:editId="5577E29C">
+            <wp:extent cx="5943600" cy="1934210"/>
+            <wp:effectExtent l="0" t="0" r="0" b="8890"/>
+            <wp:docPr id="257840660" name="Picture 1"/>
+            <wp:cNvGraphicFramePr>
+              <a:graphicFrameLocks xmlns:a="http://schemas.openxmlformats.org/drawingml/2006/main" noChangeAspect="1"/>
+            </wp:cNvGraphicFramePr>
+            <a:graphic xmlns:a="http://schemas.openxmlformats.org/drawingml/2006/main">
+              <a:graphicData uri="http://schemas.openxmlformats.org/drawingml/2006/picture">
+                <pic:pic xmlns:pic="http://schemas.openxmlformats.org/drawingml/2006/picture">
+                  <pic:nvPicPr>
+                    <pic:cNvPr id="257840660" name=""/>
+                    <pic:cNvPicPr/>
+                  </pic:nvPicPr>
+                  <pic:blipFill>
+                    <a:blip r:embed="rId35"/>
+                    <a:stretch>
+                      <a:fillRect/>
+                    </a:stretch>
+                  </pic:blipFill>
+                  <pic:spPr>
+                    <a:xfrm>
+                      <a:off x="0" y="0"/>
+                      <a:ext cx="5943600" cy="1934210"/>
+                    </a:xfrm>
+                    <a:prstGeom prst="rect">
+                      <a:avLst/>
+                    </a:prstGeom>
+                  </pic:spPr>
+                </pic:pic>
+              </a:graphicData>
+            </a:graphic>
+          </wp:inline>
+        </w:drawing>
+      </w:r>
+    </w:p>
+    <w:p>
+      <w:pPr>
+        <w:jc w:val="left"/>
+        <w:rPr>
+          <w:b/>
+          <w:bCs/>
+        </w:rPr>
+      </w:pPr>
+      <w:r>
+        <w:rPr>
+          <w:b/>
+          <w:bCs/>
+        </w:rPr>
+        <w:br w:type="page"/>
+      </w:r>
+    </w:p>
+    <w:p>
+      <w:pPr>
+        <w:rPr>
+          <w:b/>
+          <w:bCs/>
+        </w:rPr>
+      </w:pPr>
+      <w:r>
+        <w:rPr>
+          <w:b/>
+          <w:bCs/>
+        </w:rPr>
+        <w:lastRenderedPageBreak/>
+        <w:t>3. Các thuật toán sắp xếp</w:t>
+      </w:r>
+    </w:p>
+    <w:p>
+      <w:pPr>
+        <w:rPr>
+          <w:b/>
+          <w:bCs/>
+        </w:rPr>
+      </w:pPr>
+      <w:r>
+        <w:rPr>
+          <w:b/>
+          <w:bCs/>
+        </w:rPr>
+        <w:drawing>
+          <wp:inline distT="0" distB="0" distL="0" distR="0" wp14:anchorId="66308D54" wp14:editId="7DAE1C3B">
+            <wp:extent cx="5943600" cy="3466465"/>
+            <wp:effectExtent l="0" t="0" r="0" b="635"/>
+            <wp:docPr id="333577674" name="Picture 1"/>
+            <wp:cNvGraphicFramePr>
+              <a:graphicFrameLocks xmlns:a="http://schemas.openxmlformats.org/drawingml/2006/main" noChangeAspect="1"/>
+            </wp:cNvGraphicFramePr>
+            <a:graphic xmlns:a="http://schemas.openxmlformats.org/drawingml/2006/main">
+              <a:graphicData uri="http://schemas.openxmlformats.org/drawingml/2006/picture">
+                <pic:pic xmlns:pic="http://schemas.openxmlformats.org/drawingml/2006/picture">
+                  <pic:nvPicPr>
+                    <pic:cNvPr id="333577674" name=""/>
+                    <pic:cNvPicPr/>
+                  </pic:nvPicPr>
+                  <pic:blipFill>
+                    <a:blip r:embed="rId36"/>
+                    <a:stretch>
+                      <a:fillRect/>
+                    </a:stretch>
+                  </pic:blipFill>
+                  <pic:spPr>
+                    <a:xfrm>
+                      <a:off x="0" y="0"/>
+                      <a:ext cx="5943600" cy="3466465"/>
+                    </a:xfrm>
+                    <a:prstGeom prst="rect">
+                      <a:avLst/>
+                    </a:prstGeom>
+                  </pic:spPr>
+                </pic:pic>
+              </a:graphicData>
+            </a:graphic>
+          </wp:inline>
+        </w:drawing>
+      </w:r>
+    </w:p>
+    <w:p>
+      <w:pPr>
+        <w:rPr>
+          <w:b/>
+          <w:bCs/>
+        </w:rPr>
+      </w:pPr>
+      <w:r>
+        <w:rPr>
+          <w:b/>
+          <w:bCs/>
+        </w:rPr>
+        <w:t>4. Minh họa cách hoạt động</w:t>
+      </w:r>
+    </w:p>
+    <w:p>
+      <w:r>
+        <w:drawing>
+          <wp:inline distT="0" distB="0" distL="0" distR="0" wp14:anchorId="0525203C" wp14:editId="3EBE2879">
+            <wp:extent cx="5943600" cy="3962400"/>
+            <wp:effectExtent l="0" t="0" r="0" b="0"/>
+            <wp:docPr id="608992872" name="Picture 10" descr="What Is Linear Search? Algorithm, Complexity &amp; Code Examples // Unstop"/>
+            <wp:cNvGraphicFramePr>
+              <a:graphicFrameLocks xmlns:a="http://schemas.openxmlformats.org/drawingml/2006/main" noChangeAspect="1"/>
+            </wp:cNvGraphicFramePr>
+            <a:graphic xmlns:a="http://schemas.openxmlformats.org/drawingml/2006/main">
+              <a:graphicData uri="http://schemas.openxmlformats.org/drawingml/2006/picture">
+                <pic:pic xmlns:pic="http://schemas.openxmlformats.org/drawingml/2006/picture">
+                  <pic:nvPicPr>
+                    <pic:cNvPr id="0" name="Picture 26" descr="What Is Linear Search? Algorithm, Complexity &amp; Code Examples // Unstop"/>
+                    <pic:cNvPicPr>
+                      <a:picLocks noChangeAspect="1" noChangeArrowheads="1"/>
+                    </pic:cNvPicPr>
+                  </pic:nvPicPr>
+                  <pic:blipFill>
+                    <a:blip r:embed="rId37">
+                      <a:extLst>
+                        <a:ext uri="{28A0092B-C50C-407E-A947-70E740481C1C}">
+                          <a14:useLocalDpi xmlns:a14="http://schemas.microsoft.com/office/drawing/2010/main" val="0"/>
+                        </a:ext>
+                      </a:extLst>
+                    </a:blip>
+                    <a:srcRect/>
+                    <a:stretch>
+                      <a:fillRect/>
+                    </a:stretch>
+                  </pic:blipFill>
+                  <pic:spPr bwMode="auto">
+                    <a:xfrm>
+                      <a:off x="0" y="0"/>
+                      <a:ext cx="5943600" cy="3962400"/>
+                    </a:xfrm>
+                    <a:prstGeom prst="rect">
+                      <a:avLst/>
+                    </a:prstGeom>
+                    <a:noFill/>
+                    <a:ln>
+                      <a:noFill/>
+                    </a:ln>
+                  </pic:spPr>
+                </pic:pic>
+              </a:graphicData>
+            </a:graphic>
+          </wp:inline>
+        </w:drawing>
+      </w:r>
+    </w:p>
+    <w:p>
+      <w:r>
+        <w:lastRenderedPageBreak/>
+        <w:t>Linear Search</w:t>
+      </w:r>
+    </w:p>
+    <w:p>
+      <w:r>
+        <w:t>Kiểm tra từng phần tử từ đầu đến khi tìm thấy giá trị cần tìm.</w:t>
+      </w:r>
+    </w:p>
+    <w:p>
+      <w:r>
+        <w:drawing>
+          <wp:inline distT="0" distB="0" distL="0" distR="0" wp14:anchorId="7C525C0F" wp14:editId="4D670760">
+            <wp:extent cx="5943600" cy="5943600"/>
+            <wp:effectExtent l="0" t="0" r="0" b="0"/>
+            <wp:docPr id="338925214" name="Picture 9" descr="Mastering Searching Algorithms: Binary Search Explained in Depth | by Thanuja Kumarasekara | Medium"/>
+            <wp:cNvGraphicFramePr>
+              <a:graphicFrameLocks xmlns:a="http://schemas.openxmlformats.org/drawingml/2006/main" noChangeAspect="1"/>
+            </wp:cNvGraphicFramePr>
+            <a:graphic xmlns:a="http://schemas.openxmlformats.org/drawingml/2006/main">
+              <a:graphicData uri="http://schemas.openxmlformats.org/drawingml/2006/picture">
+                <pic:pic xmlns:pic="http://schemas.openxmlformats.org/drawingml/2006/picture">
+                  <pic:nvPicPr>
+                    <pic:cNvPr id="0" name="Picture 27" descr="Mastering Searching Algorithms: Binary Search Explained in Depth | by Thanuja Kumarasekara | Medium"/>
+                    <pic:cNvPicPr>
+                      <a:picLocks noChangeAspect="1" noChangeArrowheads="1"/>
+                    </pic:cNvPicPr>
+                  </pic:nvPicPr>
+                  <pic:blipFill>
+                    <a:blip r:embed="rId38">
+                      <a:extLst>
+                        <a:ext uri="{28A0092B-C50C-407E-A947-70E740481C1C}">
+                          <a14:useLocalDpi xmlns:a14="http://schemas.microsoft.com/office/drawing/2010/main" val="0"/>
+                        </a:ext>
+                      </a:extLst>
+                    </a:blip>
+                    <a:srcRect/>
+                    <a:stretch>
+                      <a:fillRect/>
+                    </a:stretch>
+                  </pic:blipFill>
+                  <pic:spPr bwMode="auto">
+                    <a:xfrm>
+                      <a:off x="0" y="0"/>
+                      <a:ext cx="5943600" cy="5943600"/>
+                    </a:xfrm>
+                    <a:prstGeom prst="rect">
+                      <a:avLst/>
+                    </a:prstGeom>
+                    <a:noFill/>
+                    <a:ln>
+                      <a:noFill/>
+                    </a:ln>
+                  </pic:spPr>
+                </pic:pic>
+              </a:graphicData>
+            </a:graphic>
+          </wp:inline>
+        </w:drawing>
+      </w:r>
+    </w:p>
+    <w:p>
+      <w:r>
+        <w:t>Binary Search</w:t>
+      </w:r>
+    </w:p>
+    <w:p>
+      <w:r>
+        <w:t>Mỗi lần chia đôi phạm vi tìm kiếm. Bắt buộc dữ liệu phải có thứ tự.</w:t>
+      </w:r>
+    </w:p>
+    <w:p>
+      <w:r>
+        <w:lastRenderedPageBreak/>
+        <w:drawing>
+          <wp:inline distT="0" distB="0" distL="0" distR="0" wp14:anchorId="7EA2A97A" wp14:editId="2F877EB6">
+            <wp:extent cx="5943600" cy="4495800"/>
+            <wp:effectExtent l="0" t="0" r="0" b="0"/>
+            <wp:docPr id="1069006816" name="Picture 8" descr="DSCI 221: Data Structures and Algorithms for Data Science – Merge Sort and Recurrence Forms"/>
+            <wp:cNvGraphicFramePr>
+              <a:graphicFrameLocks xmlns:a="http://schemas.openxmlformats.org/drawingml/2006/main" noChangeAspect="1"/>
+            </wp:cNvGraphicFramePr>
+            <a:graphic xmlns:a="http://schemas.openxmlformats.org/drawingml/2006/main">
+              <a:graphicData uri="http://schemas.openxmlformats.org/drawingml/2006/picture">
+                <pic:pic xmlns:pic="http://schemas.openxmlformats.org/drawingml/2006/picture">
+                  <pic:nvPicPr>
+                    <pic:cNvPr id="0" name="Picture 28" descr="DSCI 221: Data Structures and Algorithms for Data Science – Merge Sort and Recurrence Forms"/>
+                    <pic:cNvPicPr>
+                      <a:picLocks noChangeAspect="1" noChangeArrowheads="1"/>
+                    </pic:cNvPicPr>
+                  </pic:nvPicPr>
+                  <pic:blipFill>
+                    <a:blip r:embed="rId39">
+                      <a:extLst>
+                        <a:ext uri="{28A0092B-C50C-407E-A947-70E740481C1C}">
+                          <a14:useLocalDpi xmlns:a14="http://schemas.microsoft.com/office/drawing/2010/main" val="0"/>
+                        </a:ext>
+                      </a:extLst>
+                    </a:blip>
+                    <a:srcRect/>
+                    <a:stretch>
+                      <a:fillRect/>
+                    </a:stretch>
+                  </pic:blipFill>
+                  <pic:spPr bwMode="auto">
+                    <a:xfrm>
+                      <a:off x="0" y="0"/>
+                      <a:ext cx="5943600" cy="4495800"/>
+                    </a:xfrm>
+                    <a:prstGeom prst="rect">
+                      <a:avLst/>
+                    </a:prstGeom>
+                    <a:noFill/>
+                    <a:ln>
+                      <a:noFill/>
+                    </a:ln>
+                  </pic:spPr>
+                </pic:pic>
+              </a:graphicData>
+            </a:graphic>
+          </wp:inline>
+        </w:drawing>
+      </w:r>
+    </w:p>
+    <w:p>
+      <w:r>
+        <w:t>Merge Sort</w:t>
+      </w:r>
+    </w:p>
+    <w:p>
+      <w:r>
+        <w:t>Chia nhỏ mảng, sau đó trộn các đoạn đã sắp xếp.</w:t>
+      </w:r>
+    </w:p>
+    <w:p>
+      <w:r>
+        <w:lastRenderedPageBreak/>
+        <w:drawing>
+          <wp:inline distT="0" distB="0" distL="0" distR="0" wp14:anchorId="414C9B3E" wp14:editId="294D47B2">
+            <wp:extent cx="5943600" cy="5374640"/>
+            <wp:effectExtent l="0" t="0" r="0" b="0"/>
+            <wp:docPr id="225106227" name="Picture 7" descr="Bubble Sort Algorithm — With Java Code and Leetcode Problem Example | by Prince Kumar Chaurasia | Medium"/>
+            <wp:cNvGraphicFramePr>
+              <a:graphicFrameLocks xmlns:a="http://schemas.openxmlformats.org/drawingml/2006/main" noChangeAspect="1"/>
+            </wp:cNvGraphicFramePr>
+            <a:graphic xmlns:a="http://schemas.openxmlformats.org/drawingml/2006/main">
+              <a:graphicData uri="http://schemas.openxmlformats.org/drawingml/2006/picture">
+                <pic:pic xmlns:pic="http://schemas.openxmlformats.org/drawingml/2006/picture">
+                  <pic:nvPicPr>
+                    <pic:cNvPr id="0" name="Picture 29" descr="Bubble Sort Algorithm — With Java Code and Leetcode Problem Example | by Prince Kumar Chaurasia | Medium"/>
+                    <pic:cNvPicPr>
+                      <a:picLocks noChangeAspect="1" noChangeArrowheads="1"/>
+                    </pic:cNvPicPr>
+                  </pic:nvPicPr>
+                  <pic:blipFill>
+                    <a:blip r:embed="rId40">
+                      <a:extLst>
+                        <a:ext uri="{28A0092B-C50C-407E-A947-70E740481C1C}">
+                          <a14:useLocalDpi xmlns:a14="http://schemas.microsoft.com/office/drawing/2010/main" val="0"/>
+                        </a:ext>
+                      </a:extLst>
+                    </a:blip>
+                    <a:srcRect/>
+                    <a:stretch>
+                      <a:fillRect/>
+                    </a:stretch>
+                  </pic:blipFill>
+                  <pic:spPr bwMode="auto">
+                    <a:xfrm>
+                      <a:off x="0" y="0"/>
+                      <a:ext cx="5943600" cy="5374640"/>
+                    </a:xfrm>
+                    <a:prstGeom prst="rect">
+                      <a:avLst/>
+                    </a:prstGeom>
+                    <a:noFill/>
+                    <a:ln>
+                      <a:noFill/>
+                    </a:ln>
+                  </pic:spPr>
+                </pic:pic>
+              </a:graphicData>
+            </a:graphic>
+          </wp:inline>
+        </w:drawing>
+      </w:r>
+    </w:p>
+    <w:p>
+      <w:r>
+        <w:t>Quick Sort</w:t>
+      </w:r>
+    </w:p>
+    <w:p>
+      <w:r>
+        <w:t>Chọn Pivot, phân chia mảng thành các nhóm nhỏ hơn và lớn hơn Pivot.</w:t>
+      </w:r>
+    </w:p>
+    <w:p>
+      <w:r>
+        <w:lastRenderedPageBreak/>
+        <w:drawing>
+          <wp:inline distT="0" distB="0" distL="0" distR="0" wp14:anchorId="32EC5EFC" wp14:editId="046DE98A">
+            <wp:extent cx="5943600" cy="5450205"/>
+            <wp:effectExtent l="0" t="0" r="0" b="0"/>
+            <wp:docPr id="2135766030" name="Picture 6" descr="Heap Sort Algorithm. A in-place sorting algorithm that sorts… | by Claire Lee | Medium"/>
+            <wp:cNvGraphicFramePr>
+              <a:graphicFrameLocks xmlns:a="http://schemas.openxmlformats.org/drawingml/2006/main" noChangeAspect="1"/>
+            </wp:cNvGraphicFramePr>
+            <a:graphic xmlns:a="http://schemas.openxmlformats.org/drawingml/2006/main">
+              <a:graphicData uri="http://schemas.openxmlformats.org/drawingml/2006/picture">
+                <pic:pic xmlns:pic="http://schemas.openxmlformats.org/drawingml/2006/picture">
+                  <pic:nvPicPr>
+                    <pic:cNvPr id="0" name="Picture 30" descr="Heap Sort Algorithm. A in-place sorting algorithm that sorts… | by Claire Lee | Medium"/>
+                    <pic:cNvPicPr>
+                      <a:picLocks noChangeAspect="1" noChangeArrowheads="1"/>
+                    </pic:cNvPicPr>
+                  </pic:nvPicPr>
+                  <pic:blipFill>
+                    <a:blip r:embed="rId41">
+                      <a:extLst>
+                        <a:ext uri="{28A0092B-C50C-407E-A947-70E740481C1C}">
+                          <a14:useLocalDpi xmlns:a14="http://schemas.microsoft.com/office/drawing/2010/main" val="0"/>
+                        </a:ext>
+                      </a:extLst>
+                    </a:blip>
+                    <a:srcRect/>
+                    <a:stretch>
+                      <a:fillRect/>
+                    </a:stretch>
+                  </pic:blipFill>
+                  <pic:spPr bwMode="auto">
+                    <a:xfrm>
+                      <a:off x="0" y="0"/>
+                      <a:ext cx="5943600" cy="5450205"/>
+                    </a:xfrm>
+                    <a:prstGeom prst="rect">
+                      <a:avLst/>
+                    </a:prstGeom>
+                    <a:noFill/>
+                    <a:ln>
+                      <a:noFill/>
+                    </a:ln>
+                  </pic:spPr>
+                </pic:pic>
+              </a:graphicData>
+            </a:graphic>
+          </wp:inline>
+        </w:drawing>
+      </w:r>
+    </w:p>
+    <w:p>
+      <w:r>
+        <w:t>Heap Sort</w:t>
+      </w:r>
+    </w:p>
+    <w:p>
+      <w:r>
+        <w:t>Dùng Max Heap để đưa phần tử lớn nhất về cuối mảng theo từng lượt.</w:t>
+      </w:r>
+    </w:p>
+    <w:p>
+      <w:pPr>
+        <w:rPr>
+          <w:b/>
+          <w:bCs/>
+        </w:rPr>
+      </w:pPr>
+      <w:r>
+        <w:rPr>
+          <w:b/>
+          <w:bCs/>
+        </w:rPr>
+        <w:t>5. Vậy thuật toán nào nhanh, thuật toán nào chậm?</w:t>
+      </w:r>
+    </w:p>
+    <w:p>
+      <w:pPr>
+        <w:rPr>
+          <w:b/>
+          <w:bCs/>
+        </w:rPr>
+      </w:pPr>
+      <w:r>
+        <w:rPr>
+          <w:b/>
+          <w:bCs/>
+        </w:rPr>
+        <w:lastRenderedPageBreak/>
+        <w:drawing>
+          <wp:inline distT="0" distB="0" distL="0" distR="0" wp14:anchorId="0F439007" wp14:editId="72915611">
+            <wp:extent cx="5943600" cy="2764790"/>
+            <wp:effectExtent l="0" t="0" r="0" b="0"/>
+            <wp:docPr id="271982076" name="Picture 1"/>
+            <wp:cNvGraphicFramePr>
+              <a:graphicFrameLocks xmlns:a="http://schemas.openxmlformats.org/drawingml/2006/main" noChangeAspect="1"/>
+            </wp:cNvGraphicFramePr>
+            <a:graphic xmlns:a="http://schemas.openxmlformats.org/drawingml/2006/main">
+              <a:graphicData uri="http://schemas.openxmlformats.org/drawingml/2006/picture">
+                <pic:pic xmlns:pic="http://schemas.openxmlformats.org/drawingml/2006/picture">
+                  <pic:nvPicPr>
+                    <pic:cNvPr id="271982076" name=""/>
+                    <pic:cNvPicPr/>
+                  </pic:nvPicPr>
+                  <pic:blipFill>
+                    <a:blip r:embed="rId42"/>
+                    <a:stretch>
+                      <a:fillRect/>
+                    </a:stretch>
+                  </pic:blipFill>
+                  <pic:spPr>
+                    <a:xfrm>
+                      <a:off x="0" y="0"/>
+                      <a:ext cx="5943600" cy="2764790"/>
+                    </a:xfrm>
+                    <a:prstGeom prst="rect">
+                      <a:avLst/>
+                    </a:prstGeom>
+                  </pic:spPr>
+                </pic:pic>
+              </a:graphicData>
+            </a:graphic>
+          </wp:inline>
+        </w:drawing>
+      </w:r>
+    </w:p>
+    <w:p>
+      <w:pPr>
+        <w:rPr>
+          <w:b/>
+          <w:bCs/>
+        </w:rPr>
+      </w:pPr>
+      <w:r>
+        <w:rPr>
+          <w:b/>
+          <w:bCs/>
+        </w:rPr>
+        <w:t>6. Nên nhớ gì khi đi phỏng vấn Backend .NET?</w:t>
+      </w:r>
+    </w:p>
+    <w:p>
+      <w:pPr>
+        <w:numPr>
+          <w:ilvl w:val="0"/>
+          <w:numId w:val="20"/>
+        </w:numPr>
+      </w:pPr>
+      <w:r>
+        <w:t>Stack / Queue: Nắm LIFO, FIFO và ứng dụng xử lý tác vụ.</w:t>
+      </w:r>
+    </w:p>
+    <w:p>
+      <w:pPr>
+        <w:numPr>
+          <w:ilvl w:val="0"/>
+          <w:numId w:val="20"/>
+        </w:numPr>
+      </w:pPr>
+      <w:r>
+        <w:t>Trees: Hiểu Node, Parent, Child, Leaf và cách duyệt cây.</w:t>
+      </w:r>
+    </w:p>
+    <w:p>
+      <w:pPr>
+        <w:numPr>
+          <w:ilvl w:val="0"/>
+          <w:numId w:val="20"/>
+        </w:numPr>
+      </w:pPr>
+      <w:r>
+        <w:t>Linear / Binary Search: Hiểu khi nào nên dùng từng thuật toán.</w:t>
+      </w:r>
+    </w:p>
+    <w:p>
+      <w:pPr>
+        <w:numPr>
+          <w:ilvl w:val="0"/>
+          <w:numId w:val="20"/>
+        </w:numPr>
+      </w:pPr>
+      <w:r>
+        <w:t>Selection / Bubble / Insertion Sort: Hiểu cách hoạt động và vì sao thường chậm với dữ liệu lớn.</w:t>
+      </w:r>
+    </w:p>
+    <w:p>
+      <w:pPr>
+        <w:numPr>
+          <w:ilvl w:val="0"/>
+          <w:numId w:val="20"/>
+        </w:numPr>
+      </w:pPr>
+      <w:r>
+        <w:t>Merge / Quick / Heap Sort: Hiểu cách chia mảng, Pivot, Max Heap và độ phức tạp.</w:t>
+      </w:r>
+    </w:p>
     <w:p/>
     <w:p/>
     <w:sectPr>
@@ -1848,6 +3315,304 @@
     </w:lvl>
   </w:abstractNum>
   <w:abstractNum w:abstractNumId="1" w15:restartNumberingAfterBreak="0">
+    <w:nsid w:val="055F4D20"/>
+    <w:multiLevelType w:val="multilevel"/>
+    <w:tmpl w:val="F9E09140"/>
+    <w:lvl w:ilvl="0">
+      <w:start w:val="1"/>
+      <w:numFmt w:val="bullet"/>
+      <w:lvlText w:val=""/>
+      <w:lvlJc w:val="left"/>
+      <w:pPr>
+        <w:tabs>
+          <w:tab w:val="num" w:pos="720"/>
+        </w:tabs>
+        <w:ind w:left="720" w:hanging="360"/>
+      </w:pPr>
+      <w:rPr>
+        <w:rFonts w:ascii="Symbol" w:hAnsi="Symbol" w:hint="default"/>
+        <w:sz w:val="20"/>
+      </w:rPr>
+    </w:lvl>
+    <w:lvl w:ilvl="1" w:tentative="1">
+      <w:start w:val="1"/>
+      <w:numFmt w:val="bullet"/>
+      <w:lvlText w:val="o"/>
+      <w:lvlJc w:val="left"/>
+      <w:pPr>
+        <w:tabs>
+          <w:tab w:val="num" w:pos="1440"/>
+        </w:tabs>
+        <w:ind w:left="1440" w:hanging="360"/>
+      </w:pPr>
+      <w:rPr>
+        <w:rFonts w:ascii="Courier New" w:hAnsi="Courier New" w:hint="default"/>
+        <w:sz w:val="20"/>
+      </w:rPr>
+    </w:lvl>
+    <w:lvl w:ilvl="2" w:tentative="1">
+      <w:start w:val="1"/>
+      <w:numFmt w:val="bullet"/>
+      <w:lvlText w:val=""/>
+      <w:lvlJc w:val="left"/>
+      <w:pPr>
+        <w:tabs>
+          <w:tab w:val="num" w:pos="2160"/>
+        </w:tabs>
+        <w:ind w:left="2160" w:hanging="360"/>
+      </w:pPr>
+      <w:rPr>
+        <w:rFonts w:ascii="Wingdings" w:hAnsi="Wingdings" w:hint="default"/>
+        <w:sz w:val="20"/>
+      </w:rPr>
+    </w:lvl>
+    <w:lvl w:ilvl="3" w:tentative="1">
+      <w:start w:val="1"/>
+      <w:numFmt w:val="bullet"/>
+      <w:lvlText w:val=""/>
+      <w:lvlJc w:val="left"/>
+      <w:pPr>
+        <w:tabs>
+          <w:tab w:val="num" w:pos="2880"/>
+        </w:tabs>
+        <w:ind w:left="2880" w:hanging="360"/>
+      </w:pPr>
+      <w:rPr>
+        <w:rFonts w:ascii="Wingdings" w:hAnsi="Wingdings" w:hint="default"/>
+        <w:sz w:val="20"/>
+      </w:rPr>
+    </w:lvl>
+    <w:lvl w:ilvl="4" w:tentative="1">
+      <w:start w:val="1"/>
+      <w:numFmt w:val="bullet"/>
+      <w:lvlText w:val=""/>
+      <w:lvlJc w:val="left"/>
+      <w:pPr>
+        <w:tabs>
+          <w:tab w:val="num" w:pos="3600"/>
+        </w:tabs>
+        <w:ind w:left="3600" w:hanging="360"/>
+      </w:pPr>
+      <w:rPr>
+        <w:rFonts w:ascii="Wingdings" w:hAnsi="Wingdings" w:hint="default"/>
+        <w:sz w:val="20"/>
+      </w:rPr>
+    </w:lvl>
+    <w:lvl w:ilvl="5" w:tentative="1">
+      <w:start w:val="1"/>
+      <w:numFmt w:val="bullet"/>
+      <w:lvlText w:val=""/>
+      <w:lvlJc w:val="left"/>
+      <w:pPr>
+        <w:tabs>
+          <w:tab w:val="num" w:pos="4320"/>
+        </w:tabs>
+        <w:ind w:left="4320" w:hanging="360"/>
+      </w:pPr>
+      <w:rPr>
+        <w:rFonts w:ascii="Wingdings" w:hAnsi="Wingdings" w:hint="default"/>
+        <w:sz w:val="20"/>
+      </w:rPr>
+    </w:lvl>
+    <w:lvl w:ilvl="6" w:tentative="1">
+      <w:start w:val="1"/>
+      <w:numFmt w:val="bullet"/>
+      <w:lvlText w:val=""/>
+      <w:lvlJc w:val="left"/>
+      <w:pPr>
+        <w:tabs>
+          <w:tab w:val="num" w:pos="5040"/>
+        </w:tabs>
+        <w:ind w:left="5040" w:hanging="360"/>
+      </w:pPr>
+      <w:rPr>
+        <w:rFonts w:ascii="Wingdings" w:hAnsi="Wingdings" w:hint="default"/>
+        <w:sz w:val="20"/>
+      </w:rPr>
+    </w:lvl>
+    <w:lvl w:ilvl="7" w:tentative="1">
+      <w:start w:val="1"/>
+      <w:numFmt w:val="bullet"/>
+      <w:lvlText w:val=""/>
+      <w:lvlJc w:val="left"/>
+      <w:pPr>
+        <w:tabs>
+          <w:tab w:val="num" w:pos="5760"/>
+        </w:tabs>
+        <w:ind w:left="5760" w:hanging="360"/>
+      </w:pPr>
+      <w:rPr>
+        <w:rFonts w:ascii="Wingdings" w:hAnsi="Wingdings" w:hint="default"/>
+        <w:sz w:val="20"/>
+      </w:rPr>
+    </w:lvl>
+    <w:lvl w:ilvl="8" w:tentative="1">
+      <w:start w:val="1"/>
+      <w:numFmt w:val="bullet"/>
+      <w:lvlText w:val=""/>
+      <w:lvlJc w:val="left"/>
+      <w:pPr>
+        <w:tabs>
+          <w:tab w:val="num" w:pos="6480"/>
+        </w:tabs>
+        <w:ind w:left="6480" w:hanging="360"/>
+      </w:pPr>
+      <w:rPr>
+        <w:rFonts w:ascii="Wingdings" w:hAnsi="Wingdings" w:hint="default"/>
+        <w:sz w:val="20"/>
+      </w:rPr>
+    </w:lvl>
+  </w:abstractNum>
+  <w:abstractNum w:abstractNumId="2" w15:restartNumberingAfterBreak="0">
+    <w:nsid w:val="0D860AE8"/>
+    <w:multiLevelType w:val="multilevel"/>
+    <w:tmpl w:val="27B2414C"/>
+    <w:lvl w:ilvl="0">
+      <w:start w:val="1"/>
+      <w:numFmt w:val="bullet"/>
+      <w:lvlText w:val=""/>
+      <w:lvlJc w:val="left"/>
+      <w:pPr>
+        <w:tabs>
+          <w:tab w:val="num" w:pos="720"/>
+        </w:tabs>
+        <w:ind w:left="720" w:hanging="360"/>
+      </w:pPr>
+      <w:rPr>
+        <w:rFonts w:ascii="Symbol" w:hAnsi="Symbol" w:hint="default"/>
+        <w:sz w:val="20"/>
+      </w:rPr>
+    </w:lvl>
+    <w:lvl w:ilvl="1" w:tentative="1">
+      <w:start w:val="1"/>
+      <w:numFmt w:val="bullet"/>
+      <w:lvlText w:val="o"/>
+      <w:lvlJc w:val="left"/>
+      <w:pPr>
+        <w:tabs>
+          <w:tab w:val="num" w:pos="1440"/>
+        </w:tabs>
+        <w:ind w:left="1440" w:hanging="360"/>
+      </w:pPr>
+      <w:rPr>
+        <w:rFonts w:ascii="Courier New" w:hAnsi="Courier New" w:hint="default"/>
+        <w:sz w:val="20"/>
+      </w:rPr>
+    </w:lvl>
+    <w:lvl w:ilvl="2" w:tentative="1">
+      <w:start w:val="1"/>
+      <w:numFmt w:val="bullet"/>
+      <w:lvlText w:val=""/>
+      <w:lvlJc w:val="left"/>
+      <w:pPr>
+        <w:tabs>
+          <w:tab w:val="num" w:pos="2160"/>
+        </w:tabs>
+        <w:ind w:left="2160" w:hanging="360"/>
+      </w:pPr>
+      <w:rPr>
+        <w:rFonts w:ascii="Wingdings" w:hAnsi="Wingdings" w:hint="default"/>
+        <w:sz w:val="20"/>
+      </w:rPr>
+    </w:lvl>
+    <w:lvl w:ilvl="3" w:tentative="1">
+      <w:start w:val="1"/>
+      <w:numFmt w:val="bullet"/>
+      <w:lvlText w:val=""/>
+      <w:lvlJc w:val="left"/>
+      <w:pPr>
+        <w:tabs>
+          <w:tab w:val="num" w:pos="2880"/>
+        </w:tabs>
+        <w:ind w:left="2880" w:hanging="360"/>
+      </w:pPr>
+      <w:rPr>
+        <w:rFonts w:ascii="Wingdings" w:hAnsi="Wingdings" w:hint="default"/>
+        <w:sz w:val="20"/>
+      </w:rPr>
+    </w:lvl>
+    <w:lvl w:ilvl="4" w:tentative="1">
+      <w:start w:val="1"/>
+      <w:numFmt w:val="bullet"/>
+      <w:lvlText w:val=""/>
+      <w:lvlJc w:val="left"/>
+      <w:pPr>
+        <w:tabs>
+          <w:tab w:val="num" w:pos="3600"/>
+        </w:tabs>
+        <w:ind w:left="3600" w:hanging="360"/>
+      </w:pPr>
+      <w:rPr>
+        <w:rFonts w:ascii="Wingdings" w:hAnsi="Wingdings" w:hint="default"/>
+        <w:sz w:val="20"/>
+      </w:rPr>
+    </w:lvl>
+    <w:lvl w:ilvl="5" w:tentative="1">
+      <w:start w:val="1"/>
+      <w:numFmt w:val="bullet"/>
+      <w:lvlText w:val=""/>
+      <w:lvlJc w:val="left"/>
+      <w:pPr>
+        <w:tabs>
+          <w:tab w:val="num" w:pos="4320"/>
+        </w:tabs>
+        <w:ind w:left="4320" w:hanging="360"/>
+      </w:pPr>
+      <w:rPr>
+        <w:rFonts w:ascii="Wingdings" w:hAnsi="Wingdings" w:hint="default"/>
+        <w:sz w:val="20"/>
+      </w:rPr>
+    </w:lvl>
+    <w:lvl w:ilvl="6" w:tentative="1">
+      <w:start w:val="1"/>
+      <w:numFmt w:val="bullet"/>
+      <w:lvlText w:val=""/>
+      <w:lvlJc w:val="left"/>
+      <w:pPr>
+        <w:tabs>
+          <w:tab w:val="num" w:pos="5040"/>
+        </w:tabs>
+        <w:ind w:left="5040" w:hanging="360"/>
+      </w:pPr>
+      <w:rPr>
+        <w:rFonts w:ascii="Wingdings" w:hAnsi="Wingdings" w:hint="default"/>
+        <w:sz w:val="20"/>
+      </w:rPr>
+    </w:lvl>
+    <w:lvl w:ilvl="7" w:tentative="1">
+      <w:start w:val="1"/>
+      <w:numFmt w:val="bullet"/>
+      <w:lvlText w:val=""/>
+      <w:lvlJc w:val="left"/>
+      <w:pPr>
+        <w:tabs>
+          <w:tab w:val="num" w:pos="5760"/>
+        </w:tabs>
+        <w:ind w:left="5760" w:hanging="360"/>
+      </w:pPr>
+      <w:rPr>
+        <w:rFonts w:ascii="Wingdings" w:hAnsi="Wingdings" w:hint="default"/>
+        <w:sz w:val="20"/>
+      </w:rPr>
+    </w:lvl>
+    <w:lvl w:ilvl="8" w:tentative="1">
+      <w:start w:val="1"/>
+      <w:numFmt w:val="bullet"/>
+      <w:lvlText w:val=""/>
+      <w:lvlJc w:val="left"/>
+      <w:pPr>
+        <w:tabs>
+          <w:tab w:val="num" w:pos="6480"/>
+        </w:tabs>
+        <w:ind w:left="6480" w:hanging="360"/>
+      </w:pPr>
+      <w:rPr>
+        <w:rFonts w:ascii="Wingdings" w:hAnsi="Wingdings" w:hint="default"/>
+        <w:sz w:val="20"/>
+      </w:rPr>
+    </w:lvl>
+  </w:abstractNum>
+  <w:abstractNum w:abstractNumId="3" w15:restartNumberingAfterBreak="0">
     <w:nsid w:val="23A77C63"/>
     <w:multiLevelType w:val="multilevel"/>
     <w:tmpl w:val="6F40499A"/>
@@ -1996,7 +3761,7 @@
       </w:rPr>
     </w:lvl>
   </w:abstractNum>
-  <w:abstractNum w:abstractNumId="2" w15:restartNumberingAfterBreak="0">
+  <w:abstractNum w:abstractNumId="4" w15:restartNumberingAfterBreak="0">
     <w:nsid w:val="24353905"/>
     <w:multiLevelType w:val="multilevel"/>
     <w:tmpl w:val="67C6A2F0"/>
@@ -2145,7 +3910,7 @@
       </w:rPr>
     </w:lvl>
   </w:abstractNum>
-  <w:abstractNum w:abstractNumId="3" w15:restartNumberingAfterBreak="0">
+  <w:abstractNum w:abstractNumId="5" w15:restartNumberingAfterBreak="0">
     <w:nsid w:val="24AE4F05"/>
     <w:multiLevelType w:val="multilevel"/>
     <w:tmpl w:val="4BDA5E06"/>
@@ -2294,7 +4059,7 @@
       </w:rPr>
     </w:lvl>
   </w:abstractNum>
-  <w:abstractNum w:abstractNumId="4" w15:restartNumberingAfterBreak="0">
+  <w:abstractNum w:abstractNumId="6" w15:restartNumberingAfterBreak="0">
     <w:nsid w:val="25AB5D52"/>
     <w:multiLevelType w:val="multilevel"/>
     <w:tmpl w:val="955EADD8"/>
@@ -2443,7 +4208,156 @@
       </w:rPr>
     </w:lvl>
   </w:abstractNum>
-  <w:abstractNum w:abstractNumId="5" w15:restartNumberingAfterBreak="0">
+  <w:abstractNum w:abstractNumId="7" w15:restartNumberingAfterBreak="0">
+    <w:nsid w:val="26C76D0C"/>
+    <w:multiLevelType w:val="multilevel"/>
+    <w:tmpl w:val="5A0E3DE0"/>
+    <w:lvl w:ilvl="0">
+      <w:start w:val="1"/>
+      <w:numFmt w:val="bullet"/>
+      <w:lvlText w:val=""/>
+      <w:lvlJc w:val="left"/>
+      <w:pPr>
+        <w:tabs>
+          <w:tab w:val="num" w:pos="720"/>
+        </w:tabs>
+        <w:ind w:left="720" w:hanging="360"/>
+      </w:pPr>
+      <w:rPr>
+        <w:rFonts w:ascii="Symbol" w:hAnsi="Symbol" w:hint="default"/>
+        <w:sz w:val="20"/>
+      </w:rPr>
+    </w:lvl>
+    <w:lvl w:ilvl="1" w:tentative="1">
+      <w:start w:val="1"/>
+      <w:numFmt w:val="bullet"/>
+      <w:lvlText w:val="o"/>
+      <w:lvlJc w:val="left"/>
+      <w:pPr>
+        <w:tabs>
+          <w:tab w:val="num" w:pos="1440"/>
+        </w:tabs>
+        <w:ind w:left="1440" w:hanging="360"/>
+      </w:pPr>
+      <w:rPr>
+        <w:rFonts w:ascii="Courier New" w:hAnsi="Courier New" w:hint="default"/>
+        <w:sz w:val="20"/>
+      </w:rPr>
+    </w:lvl>
+    <w:lvl w:ilvl="2" w:tentative="1">
+      <w:start w:val="1"/>
+      <w:numFmt w:val="bullet"/>
+      <w:lvlText w:val=""/>
+      <w:lvlJc w:val="left"/>
+      <w:pPr>
+        <w:tabs>
+          <w:tab w:val="num" w:pos="2160"/>
+        </w:tabs>
+        <w:ind w:left="2160" w:hanging="360"/>
+      </w:pPr>
+      <w:rPr>
+        <w:rFonts w:ascii="Wingdings" w:hAnsi="Wingdings" w:hint="default"/>
+        <w:sz w:val="20"/>
+      </w:rPr>
+    </w:lvl>
+    <w:lvl w:ilvl="3" w:tentative="1">
+      <w:start w:val="1"/>
+      <w:numFmt w:val="bullet"/>
+      <w:lvlText w:val=""/>
+      <w:lvlJc w:val="left"/>
+      <w:pPr>
+        <w:tabs>
+          <w:tab w:val="num" w:pos="2880"/>
+        </w:tabs>
+        <w:ind w:left="2880" w:hanging="360"/>
+      </w:pPr>
+      <w:rPr>
+        <w:rFonts w:ascii="Wingdings" w:hAnsi="Wingdings" w:hint="default"/>
+        <w:sz w:val="20"/>
+      </w:rPr>
+    </w:lvl>
+    <w:lvl w:ilvl="4" w:tentative="1">
+      <w:start w:val="1"/>
+      <w:numFmt w:val="bullet"/>
+      <w:lvlText w:val=""/>
+      <w:lvlJc w:val="left"/>
+      <w:pPr>
+        <w:tabs>
+          <w:tab w:val="num" w:pos="3600"/>
+        </w:tabs>
+        <w:ind w:left="3600" w:hanging="360"/>
+      </w:pPr>
+      <w:rPr>
+        <w:rFonts w:ascii="Wingdings" w:hAnsi="Wingdings" w:hint="default"/>
+        <w:sz w:val="20"/>
+      </w:rPr>
+    </w:lvl>
+    <w:lvl w:ilvl="5" w:tentative="1">
+      <w:start w:val="1"/>
+      <w:numFmt w:val="bullet"/>
+      <w:lvlText w:val=""/>
+      <w:lvlJc w:val="left"/>
+      <w:pPr>
+        <w:tabs>
+          <w:tab w:val="num" w:pos="4320"/>
+        </w:tabs>
+        <w:ind w:left="4320" w:hanging="360"/>
+      </w:pPr>
+      <w:rPr>
+        <w:rFonts w:ascii="Wingdings" w:hAnsi="Wingdings" w:hint="default"/>
+        <w:sz w:val="20"/>
+      </w:rPr>
+    </w:lvl>
+    <w:lvl w:ilvl="6" w:tentative="1">
+      <w:start w:val="1"/>
+      <w:numFmt w:val="bullet"/>
+      <w:lvlText w:val=""/>
+      <w:lvlJc w:val="left"/>
+      <w:pPr>
+        <w:tabs>
+          <w:tab w:val="num" w:pos="5040"/>
+        </w:tabs>
+        <w:ind w:left="5040" w:hanging="360"/>
+      </w:pPr>
+      <w:rPr>
+        <w:rFonts w:ascii="Wingdings" w:hAnsi="Wingdings" w:hint="default"/>
+        <w:sz w:val="20"/>
+      </w:rPr>
+    </w:lvl>
+    <w:lvl w:ilvl="7" w:tentative="1">
+      <w:start w:val="1"/>
+      <w:numFmt w:val="bullet"/>
+      <w:lvlText w:val=""/>
+      <w:lvlJc w:val="left"/>
+      <w:pPr>
+        <w:tabs>
+          <w:tab w:val="num" w:pos="5760"/>
+        </w:tabs>
+        <w:ind w:left="5760" w:hanging="360"/>
+      </w:pPr>
+      <w:rPr>
+        <w:rFonts w:ascii="Wingdings" w:hAnsi="Wingdings" w:hint="default"/>
+        <w:sz w:val="20"/>
+      </w:rPr>
+    </w:lvl>
+    <w:lvl w:ilvl="8" w:tentative="1">
+      <w:start w:val="1"/>
+      <w:numFmt w:val="bullet"/>
+      <w:lvlText w:val=""/>
+      <w:lvlJc w:val="left"/>
+      <w:pPr>
+        <w:tabs>
+          <w:tab w:val="num" w:pos="6480"/>
+        </w:tabs>
+        <w:ind w:left="6480" w:hanging="360"/>
+      </w:pPr>
+      <w:rPr>
+        <w:rFonts w:ascii="Wingdings" w:hAnsi="Wingdings" w:hint="default"/>
+        <w:sz w:val="20"/>
+      </w:rPr>
+    </w:lvl>
+  </w:abstractNum>
+  <w:abstractNum w:abstractNumId="8" w15:restartNumberingAfterBreak="0">
     <w:nsid w:val="34747FAC"/>
     <w:multiLevelType w:val="multilevel"/>
     <w:tmpl w:val="A1248B48"/>
@@ -2592,7 +4506,7 @@
       </w:rPr>
     </w:lvl>
   </w:abstractNum>
-  <w:abstractNum w:abstractNumId="6" w15:restartNumberingAfterBreak="0">
+  <w:abstractNum w:abstractNumId="9" w15:restartNumberingAfterBreak="0">
     <w:nsid w:val="4C854E8D"/>
     <w:multiLevelType w:val="hybridMultilevel"/>
     <w:tmpl w:val="59E2B128"/>
@@ -2704,7 +4618,7 @@
       </w:rPr>
     </w:lvl>
   </w:abstractNum>
-  <w:abstractNum w:abstractNumId="7" w15:restartNumberingAfterBreak="0">
+  <w:abstractNum w:abstractNumId="10" w15:restartNumberingAfterBreak="0">
     <w:nsid w:val="4EB95672"/>
     <w:multiLevelType w:val="multilevel"/>
     <w:tmpl w:val="55C0416A"/>
@@ -2818,7 +4732,7 @@
       </w:pPr>
     </w:lvl>
   </w:abstractNum>
-  <w:abstractNum w:abstractNumId="8" w15:restartNumberingAfterBreak="0">
+  <w:abstractNum w:abstractNumId="11" w15:restartNumberingAfterBreak="0">
     <w:nsid w:val="55B71807"/>
     <w:multiLevelType w:val="multilevel"/>
     <w:tmpl w:val="D25C90D4"/>
@@ -2967,7 +4881,305 @@
       </w:rPr>
     </w:lvl>
   </w:abstractNum>
-  <w:abstractNum w:abstractNumId="9" w15:restartNumberingAfterBreak="0">
+  <w:abstractNum w:abstractNumId="12" w15:restartNumberingAfterBreak="0">
+    <w:nsid w:val="58FD389A"/>
+    <w:multiLevelType w:val="multilevel"/>
+    <w:tmpl w:val="3370A464"/>
+    <w:lvl w:ilvl="0">
+      <w:start w:val="1"/>
+      <w:numFmt w:val="bullet"/>
+      <w:lvlText w:val=""/>
+      <w:lvlJc w:val="left"/>
+      <w:pPr>
+        <w:tabs>
+          <w:tab w:val="num" w:pos="720"/>
+        </w:tabs>
+        <w:ind w:left="720" w:hanging="360"/>
+      </w:pPr>
+      <w:rPr>
+        <w:rFonts w:ascii="Symbol" w:hAnsi="Symbol" w:hint="default"/>
+        <w:sz w:val="20"/>
+      </w:rPr>
+    </w:lvl>
+    <w:lvl w:ilvl="1" w:tentative="1">
+      <w:start w:val="1"/>
+      <w:numFmt w:val="bullet"/>
+      <w:lvlText w:val="o"/>
+      <w:lvlJc w:val="left"/>
+      <w:pPr>
+        <w:tabs>
+          <w:tab w:val="num" w:pos="1440"/>
+        </w:tabs>
+        <w:ind w:left="1440" w:hanging="360"/>
+      </w:pPr>
+      <w:rPr>
+        <w:rFonts w:ascii="Courier New" w:hAnsi="Courier New" w:hint="default"/>
+        <w:sz w:val="20"/>
+      </w:rPr>
+    </w:lvl>
+    <w:lvl w:ilvl="2" w:tentative="1">
+      <w:start w:val="1"/>
+      <w:numFmt w:val="bullet"/>
+      <w:lvlText w:val=""/>
+      <w:lvlJc w:val="left"/>
+      <w:pPr>
+        <w:tabs>
+          <w:tab w:val="num" w:pos="2160"/>
+        </w:tabs>
+        <w:ind w:left="2160" w:hanging="360"/>
+      </w:pPr>
+      <w:rPr>
+        <w:rFonts w:ascii="Wingdings" w:hAnsi="Wingdings" w:hint="default"/>
+        <w:sz w:val="20"/>
+      </w:rPr>
+    </w:lvl>
+    <w:lvl w:ilvl="3" w:tentative="1">
+      <w:start w:val="1"/>
+      <w:numFmt w:val="bullet"/>
+      <w:lvlText w:val=""/>
+      <w:lvlJc w:val="left"/>
+      <w:pPr>
+        <w:tabs>
+          <w:tab w:val="num" w:pos="2880"/>
+        </w:tabs>
+        <w:ind w:left="2880" w:hanging="360"/>
+      </w:pPr>
+      <w:rPr>
+        <w:rFonts w:ascii="Wingdings" w:hAnsi="Wingdings" w:hint="default"/>
+        <w:sz w:val="20"/>
+      </w:rPr>
+    </w:lvl>
+    <w:lvl w:ilvl="4" w:tentative="1">
+      <w:start w:val="1"/>
+      <w:numFmt w:val="bullet"/>
+      <w:lvlText w:val=""/>
+      <w:lvlJc w:val="left"/>
+      <w:pPr>
+        <w:tabs>
+          <w:tab w:val="num" w:pos="3600"/>
+        </w:tabs>
+        <w:ind w:left="3600" w:hanging="360"/>
+      </w:pPr>
+      <w:rPr>
+        <w:rFonts w:ascii="Wingdings" w:hAnsi="Wingdings" w:hint="default"/>
+        <w:sz w:val="20"/>
+      </w:rPr>
+    </w:lvl>
+    <w:lvl w:ilvl="5" w:tentative="1">
+      <w:start w:val="1"/>
+      <w:numFmt w:val="bullet"/>
+      <w:lvlText w:val=""/>
+      <w:lvlJc w:val="left"/>
+      <w:pPr>
+        <w:tabs>
+          <w:tab w:val="num" w:pos="4320"/>
+        </w:tabs>
+        <w:ind w:left="4320" w:hanging="360"/>
+      </w:pPr>
+      <w:rPr>
+        <w:rFonts w:ascii="Wingdings" w:hAnsi="Wingdings" w:hint="default"/>
+        <w:sz w:val="20"/>
+      </w:rPr>
+    </w:lvl>
+    <w:lvl w:ilvl="6" w:tentative="1">
+      <w:start w:val="1"/>
+      <w:numFmt w:val="bullet"/>
+      <w:lvlText w:val=""/>
+      <w:lvlJc w:val="left"/>
+      <w:pPr>
+        <w:tabs>
+          <w:tab w:val="num" w:pos="5040"/>
+        </w:tabs>
+        <w:ind w:left="5040" w:hanging="360"/>
+      </w:pPr>
+      <w:rPr>
+        <w:rFonts w:ascii="Wingdings" w:hAnsi="Wingdings" w:hint="default"/>
+        <w:sz w:val="20"/>
+      </w:rPr>
+    </w:lvl>
+    <w:lvl w:ilvl="7" w:tentative="1">
+      <w:start w:val="1"/>
+      <w:numFmt w:val="bullet"/>
+      <w:lvlText w:val=""/>
+      <w:lvlJc w:val="left"/>
+      <w:pPr>
+        <w:tabs>
+          <w:tab w:val="num" w:pos="5760"/>
+        </w:tabs>
+        <w:ind w:left="5760" w:hanging="360"/>
+      </w:pPr>
+      <w:rPr>
+        <w:rFonts w:ascii="Wingdings" w:hAnsi="Wingdings" w:hint="default"/>
+        <w:sz w:val="20"/>
+      </w:rPr>
+    </w:lvl>
+    <w:lvl w:ilvl="8" w:tentative="1">
+      <w:start w:val="1"/>
+      <w:numFmt w:val="bullet"/>
+      <w:lvlText w:val=""/>
+      <w:lvlJc w:val="left"/>
+      <w:pPr>
+        <w:tabs>
+          <w:tab w:val="num" w:pos="6480"/>
+        </w:tabs>
+        <w:ind w:left="6480" w:hanging="360"/>
+      </w:pPr>
+      <w:rPr>
+        <w:rFonts w:ascii="Wingdings" w:hAnsi="Wingdings" w:hint="default"/>
+        <w:sz w:val="20"/>
+      </w:rPr>
+    </w:lvl>
+  </w:abstractNum>
+  <w:abstractNum w:abstractNumId="13" w15:restartNumberingAfterBreak="0">
+    <w:nsid w:val="59677E1B"/>
+    <w:multiLevelType w:val="multilevel"/>
+    <w:tmpl w:val="4E38512A"/>
+    <w:lvl w:ilvl="0">
+      <w:start w:val="1"/>
+      <w:numFmt w:val="bullet"/>
+      <w:lvlText w:val=""/>
+      <w:lvlJc w:val="left"/>
+      <w:pPr>
+        <w:tabs>
+          <w:tab w:val="num" w:pos="720"/>
+        </w:tabs>
+        <w:ind w:left="720" w:hanging="360"/>
+      </w:pPr>
+      <w:rPr>
+        <w:rFonts w:ascii="Symbol" w:hAnsi="Symbol" w:hint="default"/>
+        <w:sz w:val="20"/>
+      </w:rPr>
+    </w:lvl>
+    <w:lvl w:ilvl="1" w:tentative="1">
+      <w:start w:val="1"/>
+      <w:numFmt w:val="bullet"/>
+      <w:lvlText w:val="o"/>
+      <w:lvlJc w:val="left"/>
+      <w:pPr>
+        <w:tabs>
+          <w:tab w:val="num" w:pos="1440"/>
+        </w:tabs>
+        <w:ind w:left="1440" w:hanging="360"/>
+      </w:pPr>
+      <w:rPr>
+        <w:rFonts w:ascii="Courier New" w:hAnsi="Courier New" w:hint="default"/>
+        <w:sz w:val="20"/>
+      </w:rPr>
+    </w:lvl>
+    <w:lvl w:ilvl="2" w:tentative="1">
+      <w:start w:val="1"/>
+      <w:numFmt w:val="bullet"/>
+      <w:lvlText w:val=""/>
+      <w:lvlJc w:val="left"/>
+      <w:pPr>
+        <w:tabs>
+          <w:tab w:val="num" w:pos="2160"/>
+        </w:tabs>
+        <w:ind w:left="2160" w:hanging="360"/>
+      </w:pPr>
+      <w:rPr>
+        <w:rFonts w:ascii="Wingdings" w:hAnsi="Wingdings" w:hint="default"/>
+        <w:sz w:val="20"/>
+      </w:rPr>
+    </w:lvl>
+    <w:lvl w:ilvl="3" w:tentative="1">
+      <w:start w:val="1"/>
+      <w:numFmt w:val="bullet"/>
+      <w:lvlText w:val=""/>
+      <w:lvlJc w:val="left"/>
+      <w:pPr>
+        <w:tabs>
+          <w:tab w:val="num" w:pos="2880"/>
+        </w:tabs>
+        <w:ind w:left="2880" w:hanging="360"/>
+      </w:pPr>
+      <w:rPr>
+        <w:rFonts w:ascii="Wingdings" w:hAnsi="Wingdings" w:hint="default"/>
+        <w:sz w:val="20"/>
+      </w:rPr>
+    </w:lvl>
+    <w:lvl w:ilvl="4" w:tentative="1">
+      <w:start w:val="1"/>
+      <w:numFmt w:val="bullet"/>
+      <w:lvlText w:val=""/>
+      <w:lvlJc w:val="left"/>
+      <w:pPr>
+        <w:tabs>
+          <w:tab w:val="num" w:pos="3600"/>
+        </w:tabs>
+        <w:ind w:left="3600" w:hanging="360"/>
+      </w:pPr>
+      <w:rPr>
+        <w:rFonts w:ascii="Wingdings" w:hAnsi="Wingdings" w:hint="default"/>
+        <w:sz w:val="20"/>
+      </w:rPr>
+    </w:lvl>
+    <w:lvl w:ilvl="5" w:tentative="1">
+      <w:start w:val="1"/>
+      <w:numFmt w:val="bullet"/>
+      <w:lvlText w:val=""/>
+      <w:lvlJc w:val="left"/>
+      <w:pPr>
+        <w:tabs>
+          <w:tab w:val="num" w:pos="4320"/>
+        </w:tabs>
+        <w:ind w:left="4320" w:hanging="360"/>
+      </w:pPr>
+      <w:rPr>
+        <w:rFonts w:ascii="Wingdings" w:hAnsi="Wingdings" w:hint="default"/>
+        <w:sz w:val="20"/>
+      </w:rPr>
+    </w:lvl>
+    <w:lvl w:ilvl="6" w:tentative="1">
+      <w:start w:val="1"/>
+      <w:numFmt w:val="bullet"/>
+      <w:lvlText w:val=""/>
+      <w:lvlJc w:val="left"/>
+      <w:pPr>
+        <w:tabs>
+          <w:tab w:val="num" w:pos="5040"/>
+        </w:tabs>
+        <w:ind w:left="5040" w:hanging="360"/>
+      </w:pPr>
+      <w:rPr>
+        <w:rFonts w:ascii="Wingdings" w:hAnsi="Wingdings" w:hint="default"/>
+        <w:sz w:val="20"/>
+      </w:rPr>
+    </w:lvl>
+    <w:lvl w:ilvl="7" w:tentative="1">
+      <w:start w:val="1"/>
+      <w:numFmt w:val="bullet"/>
+      <w:lvlText w:val=""/>
+      <w:lvlJc w:val="left"/>
+      <w:pPr>
+        <w:tabs>
+          <w:tab w:val="num" w:pos="5760"/>
+        </w:tabs>
+        <w:ind w:left="5760" w:hanging="360"/>
+      </w:pPr>
+      <w:rPr>
+        <w:rFonts w:ascii="Wingdings" w:hAnsi="Wingdings" w:hint="default"/>
+        <w:sz w:val="20"/>
+      </w:rPr>
+    </w:lvl>
+    <w:lvl w:ilvl="8" w:tentative="1">
+      <w:start w:val="1"/>
+      <w:numFmt w:val="bullet"/>
+      <w:lvlText w:val=""/>
+      <w:lvlJc w:val="left"/>
+      <w:pPr>
+        <w:tabs>
+          <w:tab w:val="num" w:pos="6480"/>
+        </w:tabs>
+        <w:ind w:left="6480" w:hanging="360"/>
+      </w:pPr>
+      <w:rPr>
+        <w:rFonts w:ascii="Wingdings" w:hAnsi="Wingdings" w:hint="default"/>
+        <w:sz w:val="20"/>
+      </w:rPr>
+    </w:lvl>
+  </w:abstractNum>
+  <w:abstractNum w:abstractNumId="14" w15:restartNumberingAfterBreak="0">
     <w:nsid w:val="59DB6496"/>
     <w:multiLevelType w:val="multilevel"/>
     <w:tmpl w:val="57107DA0"/>
@@ -3116,7 +5328,7 @@
       </w:rPr>
     </w:lvl>
   </w:abstractNum>
-  <w:abstractNum w:abstractNumId="10" w15:restartNumberingAfterBreak="0">
+  <w:abstractNum w:abstractNumId="15" w15:restartNumberingAfterBreak="0">
     <w:nsid w:val="5C6A0AAD"/>
     <w:multiLevelType w:val="hybridMultilevel"/>
     <w:tmpl w:val="DB3C4B42"/>
@@ -3228,7 +5440,7 @@
       </w:rPr>
     </w:lvl>
   </w:abstractNum>
-  <w:abstractNum w:abstractNumId="11" w15:restartNumberingAfterBreak="0">
+  <w:abstractNum w:abstractNumId="16" w15:restartNumberingAfterBreak="0">
     <w:nsid w:val="64A44036"/>
     <w:multiLevelType w:val="multilevel"/>
     <w:tmpl w:val="115A0A7E"/>
@@ -3377,7 +5589,7 @@
       </w:rPr>
     </w:lvl>
   </w:abstractNum>
-  <w:abstractNum w:abstractNumId="12" w15:restartNumberingAfterBreak="0">
+  <w:abstractNum w:abstractNumId="17" w15:restartNumberingAfterBreak="0">
     <w:nsid w:val="705C50B1"/>
     <w:multiLevelType w:val="multilevel"/>
     <w:tmpl w:val="ACC6B496"/>
@@ -3526,7 +5738,7 @@
       </w:rPr>
     </w:lvl>
   </w:abstractNum>
-  <w:abstractNum w:abstractNumId="13" w15:restartNumberingAfterBreak="0">
+  <w:abstractNum w:abstractNumId="18" w15:restartNumberingAfterBreak="0">
     <w:nsid w:val="73B52B43"/>
     <w:multiLevelType w:val="multilevel"/>
     <w:tmpl w:val="59884D7E"/>
@@ -3643,7 +5855,7 @@
       </w:rPr>
     </w:lvl>
   </w:abstractNum>
-  <w:abstractNum w:abstractNumId="14" w15:restartNumberingAfterBreak="0">
+  <w:abstractNum w:abstractNumId="19" w15:restartNumberingAfterBreak="0">
     <w:nsid w:val="77AD6C70"/>
     <w:multiLevelType w:val="multilevel"/>
     <w:tmpl w:val="A90CE474"/>
@@ -3757,49 +5969,64 @@
     </w:lvl>
   </w:abstractNum>
   <w:num w:numId="1" w16cid:durableId="430272983">
-    <w:abstractNumId w:val="13"/>
+    <w:abstractNumId w:val="18"/>
   </w:num>
   <w:num w:numId="2" w16cid:durableId="2059476422">
-    <w:abstractNumId w:val="7"/>
+    <w:abstractNumId w:val="10"/>
   </w:num>
   <w:num w:numId="3" w16cid:durableId="75521308">
     <w:abstractNumId w:val="0"/>
   </w:num>
   <w:num w:numId="4" w16cid:durableId="1732775149">
+    <w:abstractNumId w:val="16"/>
+  </w:num>
+  <w:num w:numId="5" w16cid:durableId="963661405">
+    <w:abstractNumId w:val="4"/>
+  </w:num>
+  <w:num w:numId="6" w16cid:durableId="1117141553">
+    <w:abstractNumId w:val="15"/>
+  </w:num>
+  <w:num w:numId="7" w16cid:durableId="1585410391">
+    <w:abstractNumId w:val="6"/>
+  </w:num>
+  <w:num w:numId="8" w16cid:durableId="1058866126">
     <w:abstractNumId w:val="11"/>
   </w:num>
-  <w:num w:numId="5" w16cid:durableId="963661405">
+  <w:num w:numId="9" w16cid:durableId="1504315662">
+    <w:abstractNumId w:val="19"/>
+  </w:num>
+  <w:num w:numId="10" w16cid:durableId="1404838655">
+    <w:abstractNumId w:val="5"/>
+  </w:num>
+  <w:num w:numId="11" w16cid:durableId="2123841054">
+    <w:abstractNumId w:val="3"/>
+  </w:num>
+  <w:num w:numId="12" w16cid:durableId="1140658013">
+    <w:abstractNumId w:val="17"/>
+  </w:num>
+  <w:num w:numId="13" w16cid:durableId="1075127945">
+    <w:abstractNumId w:val="9"/>
+  </w:num>
+  <w:num w:numId="14" w16cid:durableId="1968269821">
+    <w:abstractNumId w:val="8"/>
+  </w:num>
+  <w:num w:numId="15" w16cid:durableId="1789422771">
+    <w:abstractNumId w:val="14"/>
+  </w:num>
+  <w:num w:numId="16" w16cid:durableId="468717500">
+    <w:abstractNumId w:val="12"/>
+  </w:num>
+  <w:num w:numId="17" w16cid:durableId="65566845">
+    <w:abstractNumId w:val="7"/>
+  </w:num>
+  <w:num w:numId="18" w16cid:durableId="2007660871">
+    <w:abstractNumId w:val="1"/>
+  </w:num>
+  <w:num w:numId="19" w16cid:durableId="1093353858">
     <w:abstractNumId w:val="2"/>
   </w:num>
-  <w:num w:numId="6" w16cid:durableId="1117141553">
-    <w:abstractNumId w:val="10"/>
-  </w:num>
-  <w:num w:numId="7" w16cid:durableId="1585410391">
-    <w:abstractNumId w:val="4"/>
-  </w:num>
-  <w:num w:numId="8" w16cid:durableId="1058866126">
-    <w:abstractNumId w:val="8"/>
-  </w:num>
-  <w:num w:numId="9" w16cid:durableId="1504315662">
-    <w:abstractNumId w:val="14"/>
-  </w:num>
-  <w:num w:numId="10" w16cid:durableId="1404838655">
-    <w:abstractNumId w:val="3"/>
-  </w:num>
-  <w:num w:numId="11" w16cid:durableId="2123841054">
-    <w:abstractNumId w:val="1"/>
-  </w:num>
-  <w:num w:numId="12" w16cid:durableId="1140658013">
-    <w:abstractNumId w:val="12"/>
-  </w:num>
-  <w:num w:numId="13" w16cid:durableId="1075127945">
-    <w:abstractNumId w:val="6"/>
-  </w:num>
-  <w:num w:numId="14" w16cid:durableId="1968269821">
-    <w:abstractNumId w:val="5"/>
-  </w:num>
-  <w:num w:numId="15" w16cid:durableId="1789422771">
-    <w:abstractNumId w:val="9"/>
+  <w:num w:numId="20" w16cid:durableId="669255645">
+    <w:abstractNumId w:val="13"/>
   </w:num>
 </w:numbering>
 </file>
